--- a/tests/corpus_v2/docs/cx_agency_0007.docx
+++ b/tests/corpus_v2/docs/cx_agency_0007.docx
@@ -21,19 +21,25 @@
         <w:rPr>
           <w:b/>
         </w:rPr>
-        <w:t xml:space="preserve">№ 81/2024-К</w:t>
-      </w:r>
-    </w:p>
-    <w:p/>
-    <w:p>
-      <w:r>
-        <w:t xml:space="preserve">г. Тверь</w:t>
+        <w:t xml:space="preserve">№ </w:t>
+      </w:r>
+      <w:r>
+        <w:rPr>
+          <w:b/>
+        </w:rPr>
+        <w:t xml:space="preserve">6/23</w:t>
+      </w:r>
+    </w:p>
+    <w:p/>
+    <w:p>
+      <w:r>
+        <w:t xml:space="preserve">г. Ростов-на-Дону</w:t>
       </w:r>
       <w:r>
         <w:t xml:space="preserve">     </w:t>
       </w:r>
       <w:r>
-        <w:t xml:space="preserve">«01» июля 2024 г.</w:t>
+        <w:t xml:space="preserve">«06» января 2024 г.</w:t>
       </w:r>
     </w:p>
     <w:p/>
@@ -57,7 +63,7 @@
         <w:t xml:space="preserve">, с одной стороны, и </w:t>
       </w:r>
       <w:r>
-        <w:t xml:space="preserve">Индивидуальный предприниматель </w:t>
+        <w:t xml:space="preserve">ИП </w:t>
       </w:r>
       <w:r>
         <w:t xml:space="preserve">Титова Юлия Владимировна</w:t>
@@ -72,10 +78,10 @@
         <w:t xml:space="preserve">, именуемая в дальнейшем «Принципал», действующая на основании свидетельства о государственной регистрации</w:t>
       </w:r>
       <w:r>
-        <w:t xml:space="preserve">, с другой стороны, совместно именуемые «Стороны», заключили настоящий </w:t>
-      </w:r>
-      <w:r>
-        <w:t xml:space="preserve">Договор № 80/2023-Д</w:t>
+        <w:t xml:space="preserve">, с другой стороны, совместно именуемые «Стороны», заключили настоящий Договор № </w:t>
+      </w:r>
+      <w:r>
+        <w:t xml:space="preserve">39140/941-сс</w:t>
       </w:r>
       <w:r>
         <w:t xml:space="preserve"> (далее — Договор) о нижеследующем:</w:t>
@@ -114,7 +120,7 @@
         <w:t xml:space="preserve">Агентское вознаграждение: </w:t>
       </w:r>
       <w:r>
-        <w:t xml:space="preserve">НДС 22%</w:t>
+        <w:t xml:space="preserve">20 (двадцать) процентов за каждый день просрочки</w:t>
       </w:r>
       <w:r>
         <w:t xml:space="preserve">. Вознаграждение исчисляется от суммы заключённых сделок.</w:t>
@@ -142,7 +148,13 @@
         <w:t xml:space="preserve">2.1. Общая цена Договора: </w:t>
       </w:r>
       <w:r>
-        <w:t xml:space="preserve">200 000 руб.</w:t>
+        <w:t xml:space="preserve">647 000,79 (шестьсот сорок семь тысяч) ₽</w:t>
+      </w:r>
+      <w:r>
+        <w:t xml:space="preserve">, в т.ч. НДС </w:t>
+      </w:r>
+      <w:r>
+        <w:t xml:space="preserve">18%</w:t>
       </w:r>
       <w:r>
         <w:t xml:space="preserve">.</w:t>
@@ -153,7 +165,7 @@
         <w:t xml:space="preserve">2.2. Налог: </w:t>
       </w:r>
       <w:r>
-        <w:t xml:space="preserve">10 (десять) процентов</w:t>
+        <w:t xml:space="preserve">15% от стоимости неоплаченных работ</w:t>
       </w:r>
       <w:r>
         <w:t xml:space="preserve">.</w:t>
@@ -164,7 +176,7 @@
         <w:t xml:space="preserve">2.3. Срок оплаты — </w:t>
       </w:r>
       <w:r>
-        <w:t xml:space="preserve">не позднее 15.01.2025</w:t>
+        <w:t xml:space="preserve">не позднее 04.11.2026</w:t>
       </w:r>
       <w:r>
         <w:t xml:space="preserve">.</w:t>
@@ -184,7 +196,7 @@
         <w:t xml:space="preserve">, артикул </w:t>
       </w:r>
       <w:r>
-        <w:t xml:space="preserve">RM-5478-78</w:t>
+        <w:t xml:space="preserve">RM-8568-11</w:t>
       </w:r>
       <w:r>
         <w:t xml:space="preserve">, код </w:t>
@@ -244,7 +256,7 @@
         <w:t xml:space="preserve">. Цена — </w:t>
       </w:r>
       <w:r>
-        <w:t xml:space="preserve">25 000 000 рублей</w:t>
+        <w:t xml:space="preserve">____ руб. (_____)_____ коп., включая НДС ___ руб. (_____)_____ коп.</w:t>
       </w:r>
       <w:r>
         <w:t xml:space="preserve">.</w:t>
@@ -264,7 +276,7 @@
         <w:t xml:space="preserve">3.1. Место исполнения обязательств: </w:t>
       </w:r>
       <w:r>
-        <w:t xml:space="preserve">344002, г. Ростов-на-Дону, пер. Ленинградская, д. 34, кв. 43</w:t>
+        <w:t xml:space="preserve">420111, г. Казань, ш. Победы, д. 75, кв. 162</w:t>
       </w:r>
       <w:r>
         <w:t xml:space="preserve">.</w:t>
@@ -281,7 +293,7 @@
         <w:t xml:space="preserve"> по телефону </w:t>
       </w:r>
       <w:r>
-        <w:t xml:space="preserve">+7 (495) 642-25-33</w:t>
+        <w:t xml:space="preserve">+7 (843) 233-48-43</w:t>
       </w:r>
       <w:r>
         <w:t xml:space="preserve">.</w:t>
@@ -292,7 +304,7 @@
         <w:t xml:space="preserve">3.3. Срок исполнения обязательств — </w:t>
       </w:r>
       <w:r>
-        <w:t xml:space="preserve">не более 60 месяцев с момента заключения кредитного договора</w:t>
+        <w:t xml:space="preserve">в течение 7 дней с даты подписания Сторонами акта сдачи-приемки оказанных услуг</w:t>
       </w:r>
       <w:r>
         <w:t xml:space="preserve">.</w:t>
@@ -323,13 +335,13 @@
         <w:t xml:space="preserve">Размер неустойки за нарушение сроков оплаты: </w:t>
       </w:r>
       <w:r>
-        <w:t xml:space="preserve">0,1 (одной десятой) % от цены Договора</w:t>
+        <w:t xml:space="preserve">1/300 ключевой ставки ЦБ РФ годовых</w:t>
       </w:r>
       <w:r>
         <w:t xml:space="preserve">. Предельный размер ответственности: </w:t>
       </w:r>
       <w:r>
-        <w:t xml:space="preserve">0,05% за каждый день просрочки</w:t>
+        <w:t xml:space="preserve">1/150 ключевой ставки ЦБ РФ от общей суммы счета</w:t>
       </w:r>
       <w:r>
         <w:t xml:space="preserve">.</w:t>
@@ -351,7 +363,7 @@
         <w:t xml:space="preserve">Сторона, для которой создалась невозможность исполнения, обязана уведомить другую Сторону. Срок уведомления — </w:t>
       </w:r>
       <w:r>
-        <w:t xml:space="preserve">в течение 3 банковских дней с даты подписания Сторонами акта сдачи-приемки оказанных услуг</w:t>
+        <w:t xml:space="preserve">в течение тридцати шести месяцев с момента поступления денежных средств на расчетный счет</w:t>
       </w:r>
       <w:r>
         <w:t xml:space="preserve">.</w:t>
@@ -365,13 +377,79 @@
         <w:t xml:space="preserve">Все споры и разногласия решаются путём переговоров. Претензионный порядок обязателен, срок ответа на претензию — </w:t>
       </w:r>
       <w:r>
-        <w:t xml:space="preserve">в течение 3 рабочих дней с момента выставления счета</w:t>
-      </w:r>
-      <w:r>
-        <w:t xml:space="preserve">.</w:t>
-      </w:r>
-    </w:p>
-    <w:p/>
+        <w:t xml:space="preserve">не позднее 24.02.2025</w:t>
+      </w:r>
+      <w:r>
+        <w:t xml:space="preserve">.</w:t>
+      </w:r>
+    </w:p>
+    <w:p/>
+    <w:p/>
+    <w:p/>
+    <w:p>
+      <w:r>
+        <w:rPr>
+          <w:b/>
+        </w:rPr>
+        <w:t xml:space="preserve">9. КОНТРОЛЬНЫЕ ВЕЛИЧИНЫ</w:t>
+      </w:r>
+    </w:p>
+    <w:p>
+      <w:r>
+        <w:t xml:space="preserve">9.1. Контрольная запись: </w:t>
+      </w:r>
+      <w:r>
+        <w:rPr>
+          <w:b/>
+        </w:rPr>
+        <w:t xml:space="preserve">в течение 3</w:t>
+      </w:r>
+      <w:r>
+        <w:t xml:space="preserve">0 (Тридцати) рабочих дней с момента заключения контракта</w:t>
+      </w:r>
+      <w:r>
+        <w:t xml:space="preserve">.</w:t>
+      </w:r>
+    </w:p>
+    <w:p>
+      <w:r>
+        <w:t xml:space="preserve">9.2. Контрольная запись: </w:t>
+      </w:r>
+      <w:r>
+        <w:t xml:space="preserve">18/18</w:t>
+      </w:r>
+      <w:r>
+        <w:t xml:space="preserve">.</w:t>
+      </w:r>
+    </w:p>
+    <w:p>
+      <w:r>
+        <w:t xml:space="preserve">9.3. Контрольная запись: </w:t>
+      </w:r>
+      <w:r>
+        <w:rPr>
+          <w:b/>
+        </w:rPr>
+        <w:t xml:space="preserve">9</w:t>
+      </w:r>
+      <w:r>
+        <w:t xml:space="preserve">89 000 (Девятьсот восемьдесят девять тысяч) рублей 00 копеек</w:t>
+      </w:r>
+      <w:r>
+        <w:t xml:space="preserve">.</w:t>
+      </w:r>
+    </w:p>
+    <w:p>
+      <w:r>
+        <w:t xml:space="preserve">9.4. Контрольная запись: </w:t>
+      </w:r>
+      <w:r>
+        <w:t xml:space="preserve">20 (двадцать) процентов з⁠а каждый д ень просрочки</w:t>
+      </w:r>
+      <w:r>
+        <w:t xml:space="preserve">.</w:t>
+      </w:r>
+    </w:p>
     <w:p/>
     <w:p/>
     <w:p>
@@ -443,7 +521,7 @@
               <w:t xml:space="preserve">Юридический адрес: </w:t>
             </w:r>
             <w:r>
-              <w:t xml:space="preserve">603000, г. Нижний Новгород, ш. Промышленная, д. 83, кв. 37</w:t>
+              <w:t xml:space="preserve">170100, г. Тверь, наб. Тверская, д. 46, кв. 66</w:t>
             </w:r>
           </w:p>
           <w:p>
@@ -451,7 +529,7 @@
               <w:t xml:space="preserve">Почтовый адрес: </w:t>
             </w:r>
             <w:r>
-              <w:t xml:space="preserve">603000, г. Нижний Новгород, пер. Заречная, д. 11, кв. 37</w:t>
+              <w:t xml:space="preserve">344002, г. Ростов-на-Дону, ул. Заречная, д. 69, кв. 191</w:t>
             </w:r>
           </w:p>
           <w:p>
@@ -506,7 +584,7 @@
               <w:t xml:space="preserve">Тел.: </w:t>
             </w:r>
             <w:r>
-              <w:t xml:space="preserve">+7 (843) 966-57-13</w:t>
+              <w:t xml:space="preserve">+7 (495) 287-61-13</w:t>
             </w:r>
           </w:p>
           <w:p>
@@ -514,7 +592,7 @@
               <w:t xml:space="preserve">E-mail: </w:t>
             </w:r>
             <w:r>
-              <w:t xml:space="preserve">ivanova@bk.ru</w:t>
+              <w:t xml:space="preserve">ivanova@list.ru</w:t>
             </w:r>
           </w:p>
           <w:p/>
@@ -552,7 +630,7 @@
               <w:t xml:space="preserve">Адрес регистрации: </w:t>
             </w:r>
             <w:r>
-              <w:t xml:space="preserve">394000, г. Воронеж, просп. Ленина, д. 52, кв. 7</w:t>
+              <w:t xml:space="preserve">141400, г. Химки, пер. Промышленная, д. 54, кв. 50</w:t>
             </w:r>
           </w:p>
           <w:p>
@@ -591,7 +669,7 @@
               <w:t xml:space="preserve">Тел.: </w:t>
             </w:r>
             <w:r>
-              <w:t xml:space="preserve">+7 (812) 358-58-55</w:t>
+              <w:t xml:space="preserve">+7 (499) 752-10-69</w:t>
             </w:r>
           </w:p>
           <w:p>
@@ -599,7 +677,7 @@
               <w:t xml:space="preserve">E-mail: </w:t>
             </w:r>
             <w:r>
-              <w:t xml:space="preserve">titova@inbox.ru</w:t>
+              <w:t xml:space="preserve">titova@romashka.ru</w:t>
             </w:r>
           </w:p>
           <w:p/>
@@ -659,13 +737,13 @@
       <w:t xml:space="preserve">Исполнитель документа: </w:t>
     </w:r>
     <w:r>
-      <w:t xml:space="preserve">Беляев Е. П.</w:t>
+      <w:t xml:space="preserve">Виноградов М. А.</w:t>
     </w:r>
     <w:r>
       <w:t xml:space="preserve">, тел. </w:t>
     </w:r>
     <w:r>
-      <w:t xml:space="preserve">8(812)2771770</w:t>
+      <w:t xml:space="preserve">8(499)3653971</w:t>
     </w:r>
   </w:p>
 </w:ftr>
@@ -678,13 +756,13 @@
       <w:t xml:space="preserve">АО «Василёк» · </w:t>
     </w:r>
     <w:r>
-      <w:t xml:space="preserve">+7 (499) 332-91-10</w:t>
+      <w:t xml:space="preserve">+7 (846) 953-95-46</w:t>
     </w:r>
     <w:r>
       <w:t xml:space="preserve"> · </w:t>
     </w:r>
     <w:r>
-      <w:t xml:space="preserve">ivanova@sibtrans.ru</w:t>
+      <w:t xml:space="preserve">ivanova@yandex.ru</w:t>
     </w:r>
   </w:p>
 </w:hdr>

--- a/tests/corpus_v2/docs/cx_agency_0007.docx
+++ b/tests/corpus_v2/docs/cx_agency_0007.docx
@@ -416,7 +416,13 @@
         <w:t xml:space="preserve">9.2. Контрольная запись: </w:t>
       </w:r>
       <w:r>
-        <w:t xml:space="preserve">18/18</w:t>
+        <w:rPr>
+          <w:b/>
+        </w:rPr>
+        <w:t xml:space="preserve">1</w:t>
+      </w:r>
+      <w:r>
+        <w:t xml:space="preserve">8/18</w:t>
       </w:r>
       <w:r>
         <w:t xml:space="preserve">.</w:t>

--- a/tests/corpus_v2/docs/cx_agency_0007.docx
+++ b/tests/corpus_v2/docs/cx_agency_0007.docx
@@ -27,7 +27,7 @@
         <w:rPr>
           <w:b/>
         </w:rPr>
-        <w:t xml:space="preserve">6/23</w:t>
+        <w:t xml:space="preserve">51175/418-сс</w:t>
       </w:r>
     </w:p>
     <w:p/>
@@ -81,7 +81,7 @@
         <w:t xml:space="preserve">, с другой стороны, совместно именуемые «Стороны», заключили настоящий Договор № </w:t>
       </w:r>
       <w:r>
-        <w:t xml:space="preserve">39140/941-сс</w:t>
+        <w:t xml:space="preserve">4/12</w:t>
       </w:r>
       <w:r>
         <w:t xml:space="preserve"> (далее — Договор) о нижеследующем:</w:t>
@@ -148,7 +148,7 @@
         <w:t xml:space="preserve">2.1. Общая цена Договора: </w:t>
       </w:r>
       <w:r>
-        <w:t xml:space="preserve">647 000,79 (шестьсот сорок семь тысяч) ₽</w:t>
+        <w:t xml:space="preserve">513 000,83 (пятьсот тринадцать тысяч) ₽</w:t>
       </w:r>
       <w:r>
         <w:t xml:space="preserve">, в т.ч. НДС </w:t>
@@ -165,7 +165,7 @@
         <w:t xml:space="preserve">2.2. Налог: </w:t>
       </w:r>
       <w:r>
-        <w:t xml:space="preserve">15% от стоимости неоплаченных работ</w:t>
+        <w:t xml:space="preserve">21% от стоимости неоплаченных работ</w:t>
       </w:r>
       <w:r>
         <w:t xml:space="preserve">.</w:t>
@@ -176,7 +176,7 @@
         <w:t xml:space="preserve">2.3. Срок оплаты — </w:t>
       </w:r>
       <w:r>
-        <w:t xml:space="preserve">не позднее 04.11.2026</w:t>
+        <w:t xml:space="preserve">не позднее 12.08.2025</w:t>
       </w:r>
       <w:r>
         <w:t xml:space="preserve">.</w:t>
@@ -196,7 +196,7 @@
         <w:t xml:space="preserve">, артикул </w:t>
       </w:r>
       <w:r>
-        <w:t xml:space="preserve">RM-8568-11</w:t>
+        <w:t xml:space="preserve">RM-4473-44</w:t>
       </w:r>
       <w:r>
         <w:t xml:space="preserve">, код </w:t>
@@ -276,7 +276,7 @@
         <w:t xml:space="preserve">3.1. Место исполнения обязательств: </w:t>
       </w:r>
       <w:r>
-        <w:t xml:space="preserve">420111, г. Казань, ш. Победы, д. 75, кв. 162</w:t>
+        <w:t xml:space="preserve">603000, г. Нижний Новгород, наб. Профсоюзная, д. 64, кв. 34</w:t>
       </w:r>
       <w:r>
         <w:t xml:space="preserve">.</w:t>
@@ -293,7 +293,7 @@
         <w:t xml:space="preserve"> по телефону </w:t>
       </w:r>
       <w:r>
-        <w:t xml:space="preserve">+7 (843) 233-48-43</w:t>
+        <w:t xml:space="preserve">+7 (812) 366-31-20</w:t>
       </w:r>
       <w:r>
         <w:t xml:space="preserve">.</w:t>
@@ -304,7 +304,7 @@
         <w:t xml:space="preserve">3.3. Срок исполнения обязательств — </w:t>
       </w:r>
       <w:r>
-        <w:t xml:space="preserve">в течение 7 дней с даты подписания Сторонами акта сдачи-приемки оказанных услуг</w:t>
+        <w:t xml:space="preserve">в течение 60 дней с даты подписания Сторонами акта сдачи-приемки оказанных услуг</w:t>
       </w:r>
       <w:r>
         <w:t xml:space="preserve">.</w:t>
@@ -363,7 +363,7 @@
         <w:t xml:space="preserve">Сторона, для которой создалась невозможность исполнения, обязана уведомить другую Сторону. Срок уведомления — </w:t>
       </w:r>
       <w:r>
-        <w:t xml:space="preserve">в течение тридцати шести месяцев с момента поступления денежных средств на расчетный счет</w:t>
+        <w:t xml:space="preserve">в течение шести месяцев с момента поступления денежных средств на расчетный счет</w:t>
       </w:r>
       <w:r>
         <w:t xml:space="preserve">.</w:t>
@@ -377,7 +377,7 @@
         <w:t xml:space="preserve">Все споры и разногласия решаются путём переговоров. Претензионный порядок обязателен, срок ответа на претензию — </w:t>
       </w:r>
       <w:r>
-        <w:t xml:space="preserve">не позднее 24.02.2025</w:t>
+        <w:t xml:space="preserve">не позднее 13.02.2026</w:t>
       </w:r>
       <w:r>
         <w:t xml:space="preserve">.</w:t>
@@ -402,10 +402,10 @@
         <w:rPr>
           <w:b/>
         </w:rPr>
-        <w:t xml:space="preserve">в течение 3</w:t>
-      </w:r>
-      <w:r>
-        <w:t xml:space="preserve">0 (Тридцати) рабочих дней с момента заключения контракта</w:t>
+        <w:t xml:space="preserve">не позднее 17.07.20</w:t>
+      </w:r>
+      <w:r>
+        <w:t xml:space="preserve">25</w:t>
       </w:r>
       <w:r>
         <w:t xml:space="preserve">.</w:t>
@@ -419,10 +419,10 @@
         <w:rPr>
           <w:b/>
         </w:rPr>
-        <w:t xml:space="preserve">1</w:t>
-      </w:r>
-      <w:r>
-        <w:t xml:space="preserve">8/18</w:t>
+        <w:t xml:space="preserve">23/20</w:t>
+      </w:r>
+      <w:r>
+        <w:t xml:space="preserve">25-Д</w:t>
       </w:r>
       <w:r>
         <w:t xml:space="preserve">.</w:t>
@@ -436,10 +436,10 @@
         <w:rPr>
           <w:b/>
         </w:rPr>
-        <w:t xml:space="preserve">9</w:t>
-      </w:r>
-      <w:r>
-        <w:t xml:space="preserve">89 000 (Девятьсот восемьдесят девять тысяч) рублей 00 копеек</w:t>
+        <w:t xml:space="preserve">6 5</w:t>
+      </w:r>
+      <w:r>
+        <w:t xml:space="preserve">80 000 (Шесть миллионов пятьсот восемьдесят тысяч) рублей 00 копеек</w:t>
       </w:r>
       <w:r>
         <w:t xml:space="preserve">.</w:t>
@@ -450,7 +450,7 @@
         <w:t xml:space="preserve">9.4. Контрольная запись: </w:t>
       </w:r>
       <w:r>
-        <w:t xml:space="preserve">20 (двадцать) процентов з⁠а каждый д ень просрочки</w:t>
+        <w:t xml:space="preserve">1/130 ключевой ставки ЦБ  РФ от ­общей суммы счета</w:t>
       </w:r>
       <w:r>
         <w:t xml:space="preserve">.</w:t>
@@ -527,15 +527,7 @@
               <w:t xml:space="preserve">Юридический адрес: </w:t>
             </w:r>
             <w:r>
-              <w:t xml:space="preserve">170100, г. Тверь, наб. Тверская, д. 46, кв. 66</w:t>
-            </w:r>
-          </w:p>
-          <w:p>
-            <w:r>
-              <w:t xml:space="preserve">Почтовый адрес: </w:t>
-            </w:r>
-            <w:r>
-              <w:t xml:space="preserve">344002, г. Ростов-на-Дону, ул. Заречная, д. 69, кв. 191</w:t>
+              <w:t xml:space="preserve">394000, г. Воронеж, просп. Ленина, д. 52, кв. 7</w:t>
             </w:r>
           </w:p>
           <w:p>
@@ -590,7 +582,7 @@
               <w:t xml:space="preserve">Тел.: </w:t>
             </w:r>
             <w:r>
-              <w:t xml:space="preserve">+7 (495) 287-61-13</w:t>
+              <w:t xml:space="preserve">+7 (812) 489-55-63</w:t>
             </w:r>
           </w:p>
           <w:p>
@@ -598,7 +590,7 @@
               <w:t xml:space="preserve">E-mail: </w:t>
             </w:r>
             <w:r>
-              <w:t xml:space="preserve">ivanova@list.ru</w:t>
+              <w:t xml:space="preserve">ivanova@gmail.com</w:t>
             </w:r>
           </w:p>
           <w:p/>
@@ -636,7 +628,7 @@
               <w:t xml:space="preserve">Адрес регистрации: </w:t>
             </w:r>
             <w:r>
-              <w:t xml:space="preserve">141400, г. Химки, пер. Промышленная, д. 54, кв. 50</w:t>
+              <w:t xml:space="preserve">420111, г. Казань, проезд Ленина, д. 60, кв. 4</w:t>
             </w:r>
           </w:p>
           <w:p>
@@ -675,7 +667,7 @@
               <w:t xml:space="preserve">Тел.: </w:t>
             </w:r>
             <w:r>
-              <w:t xml:space="preserve">+7 (499) 752-10-69</w:t>
+              <w:t xml:space="preserve">+7 (846) 953-95-46</w:t>
             </w:r>
           </w:p>
           <w:p>
@@ -683,7 +675,7 @@
               <w:t xml:space="preserve">E-mail: </w:t>
             </w:r>
             <w:r>
-              <w:t xml:space="preserve">titova@romashka.ru</w:t>
+              <w:t xml:space="preserve">titova@yandex.ru</w:t>
             </w:r>
           </w:p>
           <w:p/>
@@ -743,13 +735,13 @@
       <w:t xml:space="preserve">Исполнитель документа: </w:t>
     </w:r>
     <w:r>
-      <w:t xml:space="preserve">Виноградов М. А.</w:t>
+      <w:t xml:space="preserve">Лебедева С. Н.</w:t>
     </w:r>
     <w:r>
       <w:t xml:space="preserve">, тел. </w:t>
     </w:r>
     <w:r>
-      <w:t xml:space="preserve">8(499)3653971</w:t>
+      <w:t xml:space="preserve">8(846)1529873</w:t>
     </w:r>
   </w:p>
 </w:ftr>
@@ -762,7 +754,7 @@
       <w:t xml:space="preserve">АО «Василёк» · </w:t>
     </w:r>
     <w:r>
-      <w:t xml:space="preserve">+7 (846) 953-95-46</w:t>
+      <w:t xml:space="preserve">+7 (495) 582-66-60</w:t>
     </w:r>
     <w:r>
       <w:t xml:space="preserve"> · </w:t>

--- a/tests/corpus_v2/docs/cx_agency_0007.docx
+++ b/tests/corpus_v2/docs/cx_agency_0007.docx
@@ -253,6 +253,12 @@
         <w:t xml:space="preserve">МКАС при ТПП РФ</w:t>
       </w:r>
       <w:r>
+        <w:t xml:space="preserve">. Товар отгружается с сопроводительным документом паспорт качества № </w:t>
+      </w:r>
+      <w:r>
+        <w:t xml:space="preserve">69 19 660809</w:t>
+      </w:r>
+      <w:r>
         <w:t xml:space="preserve">. Цена — </w:t>
       </w:r>
       <w:r>
@@ -276,7 +282,7 @@
         <w:t xml:space="preserve">3.1. Место исполнения обязательств: </w:t>
       </w:r>
       <w:r>
-        <w:t xml:space="preserve">603000, г. Нижний Новгород, наб. Профсоюзная, д. 64, кв. 34</w:t>
+        <w:t xml:space="preserve">344002, г. Ростов-на-Дону, пер. Ленинградская, д. 34, кв. 43</w:t>
       </w:r>
       <w:r>
         <w:t xml:space="preserve">.</w:t>
@@ -293,7 +299,7 @@
         <w:t xml:space="preserve"> по телефону </w:t>
       </w:r>
       <w:r>
-        <w:t xml:space="preserve">+7 (812) 366-31-20</w:t>
+        <w:t xml:space="preserve">+7 (495) 642-25-33</w:t>
       </w:r>
       <w:r>
         <w:t xml:space="preserve">.</w:t>
@@ -304,7 +310,7 @@
         <w:t xml:space="preserve">3.3. Срок исполнения обязательств — </w:t>
       </w:r>
       <w:r>
-        <w:t xml:space="preserve">в течение 60 дней с даты подписания Сторонами акта сдачи-приемки оказанных услуг</w:t>
+        <w:t xml:space="preserve">в течение 30 дней с даты подписания Сторонами акта сдачи-приемки оказанных услуг</w:t>
       </w:r>
       <w:r>
         <w:t xml:space="preserve">.</w:t>
@@ -363,7 +369,7 @@
         <w:t xml:space="preserve">Сторона, для которой создалась невозможность исполнения, обязана уведомить другую Сторону. Срок уведомления — </w:t>
       </w:r>
       <w:r>
-        <w:t xml:space="preserve">в течение шести месяцев с момента поступления денежных средств на расчетный счет</w:t>
+        <w:t xml:space="preserve">в течение двенадцати месяцев с момента поступления денежных средств на расчетный счет</w:t>
       </w:r>
       <w:r>
         <w:t xml:space="preserve">.</w:t>
@@ -377,7 +383,7 @@
         <w:t xml:space="preserve">Все споры и разногласия решаются путём переговоров. Претензионный порядок обязателен, срок ответа на претензию — </w:t>
       </w:r>
       <w:r>
-        <w:t xml:space="preserve">не позднее 13.02.2026</w:t>
+        <w:t xml:space="preserve">не позднее 25.01.2025</w:t>
       </w:r>
       <w:r>
         <w:t xml:space="preserve">.</w:t>
@@ -402,10 +408,10 @@
         <w:rPr>
           <w:b/>
         </w:rPr>
-        <w:t xml:space="preserve">не позднее 17.07.20</w:t>
-      </w:r>
-      <w:r>
-        <w:t xml:space="preserve">25</w:t>
+        <w:t xml:space="preserve">в течение 6</w:t>
+      </w:r>
+      <w:r>
+        <w:t xml:space="preserve">0 (Шестидесяти) рабочих дней с момента заключения контракта</w:t>
       </w:r>
       <w:r>
         <w:t xml:space="preserve">.</w:t>
@@ -419,10 +425,10 @@
         <w:rPr>
           <w:b/>
         </w:rPr>
-        <w:t xml:space="preserve">23/20</w:t>
-      </w:r>
-      <w:r>
-        <w:t xml:space="preserve">25-Д</w:t>
+        <w:t xml:space="preserve">99/20</w:t>
+      </w:r>
+      <w:r>
+        <w:t xml:space="preserve">24-Д</w:t>
       </w:r>
       <w:r>
         <w:t xml:space="preserve">.</w:t>
@@ -436,10 +442,10 @@
         <w:rPr>
           <w:b/>
         </w:rPr>
-        <w:t xml:space="preserve">6 5</w:t>
-      </w:r>
-      <w:r>
-        <w:t xml:space="preserve">80 000 (Шесть миллионов пятьсот восемьдесят тысяч) рублей 00 копеек</w:t>
+        <w:t xml:space="preserve">6</w:t>
+      </w:r>
+      <w:r>
+        <w:t xml:space="preserve">73 000 (Шестьсот семьдесят три тысячи) рублей 00 копеек</w:t>
       </w:r>
       <w:r>
         <w:t xml:space="preserve">.</w:t>
@@ -450,7 +456,7 @@
         <w:t xml:space="preserve">9.4. Контрольная запись: </w:t>
       </w:r>
       <w:r>
-        <w:t xml:space="preserve">1/130 ключевой ставки ЦБ  РФ от ­общей суммы счета</w:t>
+        <w:t xml:space="preserve">20 (двадцать) процентов​ за каждый день пр осрочки</w:t>
       </w:r>
       <w:r>
         <w:t xml:space="preserve">.</w:t>
@@ -527,7 +533,7 @@
               <w:t xml:space="preserve">Юридический адрес: </w:t>
             </w:r>
             <w:r>
-              <w:t xml:space="preserve">394000, г. Воронеж, просп. Ленина, д. 52, кв. 7</w:t>
+              <w:t xml:space="preserve">170100, г. Тверь, проезд Лесная, д. 48, кв. 8</w:t>
             </w:r>
           </w:p>
           <w:p>
@@ -582,7 +588,7 @@
               <w:t xml:space="preserve">Тел.: </w:t>
             </w:r>
             <w:r>
-              <w:t xml:space="preserve">+7 (812) 489-55-63</w:t>
+              <w:t xml:space="preserve">+7 (495) 287-61-13</w:t>
             </w:r>
           </w:p>
           <w:p>
@@ -590,7 +596,7 @@
               <w:t xml:space="preserve">E-mail: </w:t>
             </w:r>
             <w:r>
-              <w:t xml:space="preserve">ivanova@gmail.com</w:t>
+              <w:t xml:space="preserve">ivanova@list.ru</w:t>
             </w:r>
           </w:p>
           <w:p/>
@@ -628,7 +634,7 @@
               <w:t xml:space="preserve">Адрес регистрации: </w:t>
             </w:r>
             <w:r>
-              <w:t xml:space="preserve">420111, г. Казань, проезд Ленина, д. 60, кв. 4</w:t>
+              <w:t xml:space="preserve">141400, г. Химки, пер. Промышленная, д. 54, кв. 50</w:t>
             </w:r>
           </w:p>
           <w:p>
@@ -667,7 +673,7 @@
               <w:t xml:space="preserve">Тел.: </w:t>
             </w:r>
             <w:r>
-              <w:t xml:space="preserve">+7 (846) 953-95-46</w:t>
+              <w:t xml:space="preserve">+7 (499) 752-10-69</w:t>
             </w:r>
           </w:p>
           <w:p>
@@ -675,7 +681,7 @@
               <w:t xml:space="preserve">E-mail: </w:t>
             </w:r>
             <w:r>
-              <w:t xml:space="preserve">titova@yandex.ru</w:t>
+              <w:t xml:space="preserve">titova@romashka.ru</w:t>
             </w:r>
           </w:p>
           <w:p/>
@@ -735,13 +741,13 @@
       <w:t xml:space="preserve">Исполнитель документа: </w:t>
     </w:r>
     <w:r>
-      <w:t xml:space="preserve">Лебедева С. Н.</w:t>
+      <w:t xml:space="preserve">Виноградов М. А.</w:t>
     </w:r>
     <w:r>
       <w:t xml:space="preserve">, тел. </w:t>
     </w:r>
     <w:r>
-      <w:t xml:space="preserve">8(846)1529873</w:t>
+      <w:t xml:space="preserve">8(499)3653971</w:t>
     </w:r>
   </w:p>
 </w:ftr>
@@ -754,7 +760,7 @@
       <w:t xml:space="preserve">АО «Василёк» · </w:t>
     </w:r>
     <w:r>
-      <w:t xml:space="preserve">+7 (495) 582-66-60</w:t>
+      <w:t xml:space="preserve">+7 (846) 953-95-46</w:t>
     </w:r>
     <w:r>
       <w:t xml:space="preserve"> · </w:t>

--- a/tests/corpus_v2/docs/cx_agency_0007.docx
+++ b/tests/corpus_v2/docs/cx_agency_0007.docx
@@ -259,6 +259,42 @@
         <w:t xml:space="preserve">69 19 660809</w:t>
       </w:r>
       <w:r>
+        <w:t xml:space="preserve">. К партии приложен паспорт изделия № </w:t>
+      </w:r>
+      <w:r>
+        <w:t xml:space="preserve">64 05 318029</w:t>
+      </w:r>
+      <w:r>
+        <w:t xml:space="preserve">. Оборудование поставляется с паспортом транспортного средства № </w:t>
+      </w:r>
+      <w:r>
+        <w:t xml:space="preserve">34 06 089178</w:t>
+      </w:r>
+      <w:r>
+        <w:t xml:space="preserve">. Приёмка производится согласно техническому паспорту </w:t>
+      </w:r>
+      <w:r>
+        <w:t xml:space="preserve">68 24 126244</w:t>
+      </w:r>
+      <w:r>
+        <w:t xml:space="preserve">. СНИЛС не указан, номер заказа </w:t>
+      </w:r>
+      <w:r>
+        <w:t xml:space="preserve">187-402-972 97</w:t>
+      </w:r>
+      <w:r>
+        <w:t xml:space="preserve">. Дата рождения не проставлена, документ выдан </w:t>
+      </w:r>
+      <w:r>
+        <w:t xml:space="preserve">28.02.2019</w:t>
+      </w:r>
+      <w:r>
+        <w:t xml:space="preserve">. Код подразделения, см. артикул </w:t>
+      </w:r>
+      <w:r>
+        <w:t xml:space="preserve">980-799</w:t>
+      </w:r>
+      <w:r>
         <w:t xml:space="preserve">. Цена — </w:t>
       </w:r>
       <w:r>
@@ -282,7 +318,7 @@
         <w:t xml:space="preserve">3.1. Место исполнения обязательств: </w:t>
       </w:r>
       <w:r>
-        <w:t xml:space="preserve">344002, г. Ростов-на-Дону, пер. Ленинградская, д. 34, кв. 43</w:t>
+        <w:t xml:space="preserve">101000, г. Москва, ш. Советская, д. 49, кв. 137</w:t>
       </w:r>
       <w:r>
         <w:t xml:space="preserve">.</w:t>
@@ -299,7 +335,7 @@
         <w:t xml:space="preserve"> по телефону </w:t>
       </w:r>
       <w:r>
-        <w:t xml:space="preserve">+7 (495) 642-25-33</w:t>
+        <w:t xml:space="preserve">+7 (846) 246-32-79</w:t>
       </w:r>
       <w:r>
         <w:t xml:space="preserve">.</w:t>
@@ -310,7 +346,7 @@
         <w:t xml:space="preserve">3.3. Срок исполнения обязательств — </w:t>
       </w:r>
       <w:r>
-        <w:t xml:space="preserve">в течение 30 дней с даты подписания Сторонами акта сдачи-приемки оказанных услуг</w:t>
+        <w:t xml:space="preserve">в течение 20 дней с даты подписания Сторонами акта сдачи-приемки оказанных услуг</w:t>
       </w:r>
       <w:r>
         <w:t xml:space="preserve">.</w:t>
@@ -369,7 +405,7 @@
         <w:t xml:space="preserve">Сторона, для которой создалась невозможность исполнения, обязана уведомить другую Сторону. Срок уведомления — </w:t>
       </w:r>
       <w:r>
-        <w:t xml:space="preserve">в течение двенадцати месяцев с момента поступления денежных средств на расчетный счет</w:t>
+        <w:t xml:space="preserve">в течение трех месяцев с момента поступления денежных средств на расчетный счет</w:t>
       </w:r>
       <w:r>
         <w:t xml:space="preserve">.</w:t>
@@ -383,7 +419,7 @@
         <w:t xml:space="preserve">Все споры и разногласия решаются путём переговоров. Претензионный порядок обязателен, срок ответа на претензию — </w:t>
       </w:r>
       <w:r>
-        <w:t xml:space="preserve">не позднее 25.01.2025</w:t>
+        <w:t xml:space="preserve">не позднее 05.08.2026</w:t>
       </w:r>
       <w:r>
         <w:t xml:space="preserve">.</w:t>
@@ -411,7 +447,7 @@
         <w:t xml:space="preserve">в течение 6</w:t>
       </w:r>
       <w:r>
-        <w:t xml:space="preserve">0 (Шестидесяти) рабочих дней с момента заключения контракта</w:t>
+        <w:t xml:space="preserve">0 календарных дней со дня предъявления требования</w:t>
       </w:r>
       <w:r>
         <w:t xml:space="preserve">.</w:t>
@@ -425,10 +461,10 @@
         <w:rPr>
           <w:b/>
         </w:rPr>
-        <w:t xml:space="preserve">99/20</w:t>
-      </w:r>
-      <w:r>
-        <w:t xml:space="preserve">24-Д</w:t>
+        <w:t xml:space="preserve">96/20</w:t>
+      </w:r>
+      <w:r>
+        <w:t xml:space="preserve">23-А</w:t>
       </w:r>
       <w:r>
         <w:t xml:space="preserve">.</w:t>
@@ -442,10 +478,10 @@
         <w:rPr>
           <w:b/>
         </w:rPr>
-        <w:t xml:space="preserve">6</w:t>
-      </w:r>
-      <w:r>
-        <w:t xml:space="preserve">73 000 (Шестьсот семьдесят три тысячи) рублей 00 копеек</w:t>
+        <w:t xml:space="preserve">4</w:t>
+      </w:r>
+      <w:r>
+        <w:t xml:space="preserve">22 000 (Четыреста двадцать две тысячи) рублей 00 копеек</w:t>
       </w:r>
       <w:r>
         <w:t xml:space="preserve">.</w:t>
@@ -456,7 +492,7 @@
         <w:t xml:space="preserve">9.4. Контрольная запись: </w:t>
       </w:r>
       <w:r>
-        <w:t xml:space="preserve">20 (двадцать) процентов​ за каждый день пр осрочки</w:t>
+        <w:t xml:space="preserve">10 (десять) процентов з‍а  каждый день просрочки</w:t>
       </w:r>
       <w:r>
         <w:t xml:space="preserve">.</w:t>
@@ -533,7 +569,7 @@
               <w:t xml:space="preserve">Юридический адрес: </w:t>
             </w:r>
             <w:r>
-              <w:t xml:space="preserve">170100, г. Тверь, проезд Лесная, д. 48, кв. 8</w:t>
+              <w:t xml:space="preserve">420111, г. Казань, проезд Ленина, д. 60, кв. 4</w:t>
             </w:r>
           </w:p>
           <w:p>
@@ -588,7 +624,7 @@
               <w:t xml:space="preserve">Тел.: </w:t>
             </w:r>
             <w:r>
-              <w:t xml:space="preserve">+7 (495) 287-61-13</w:t>
+              <w:t xml:space="preserve">+7 (846) 958-46-32</w:t>
             </w:r>
           </w:p>
           <w:p>
@@ -596,7 +632,7 @@
               <w:t xml:space="preserve">E-mail: </w:t>
             </w:r>
             <w:r>
-              <w:t xml:space="preserve">ivanova@list.ru</w:t>
+              <w:t xml:space="preserve">ivanova@romashka.ru</w:t>
             </w:r>
           </w:p>
           <w:p/>
@@ -634,7 +670,7 @@
               <w:t xml:space="preserve">Адрес регистрации: </w:t>
             </w:r>
             <w:r>
-              <w:t xml:space="preserve">141400, г. Химки, пер. Промышленная, д. 54, кв. 50</w:t>
+              <w:t xml:space="preserve">141300, г. Сергиев Посад, бул. Лесная, д. 51, кв. 35</w:t>
             </w:r>
           </w:p>
           <w:p>
@@ -673,7 +709,7 @@
               <w:t xml:space="preserve">Тел.: </w:t>
             </w:r>
             <w:r>
-              <w:t xml:space="preserve">+7 (499) 752-10-69</w:t>
+              <w:t xml:space="preserve">+7 (812) 888-39-71</w:t>
             </w:r>
           </w:p>
           <w:p>
@@ -681,7 +717,7 @@
               <w:t xml:space="preserve">E-mail: </w:t>
             </w:r>
             <w:r>
-              <w:t xml:space="preserve">titova@romashka.ru</w:t>
+              <w:t xml:space="preserve">titova@list.ru</w:t>
             </w:r>
           </w:p>
           <w:p/>
@@ -741,13 +777,13 @@
       <w:t xml:space="preserve">Исполнитель документа: </w:t>
     </w:r>
     <w:r>
-      <w:t xml:space="preserve">Виноградов М. А.</w:t>
+      <w:t xml:space="preserve">Попов Д. А.</w:t>
     </w:r>
     <w:r>
       <w:t xml:space="preserve">, тел. </w:t>
     </w:r>
     <w:r>
-      <w:t xml:space="preserve">8(499)3653971</w:t>
+      <w:t xml:space="preserve">8(499)5573115</w:t>
     </w:r>
   </w:p>
 </w:ftr>
@@ -760,13 +796,13 @@
       <w:t xml:space="preserve">АО «Василёк» · </w:t>
     </w:r>
     <w:r>
-      <w:t xml:space="preserve">+7 (846) 953-95-46</w:t>
+      <w:t xml:space="preserve">+7 (846) 152-98-73</w:t>
     </w:r>
     <w:r>
       <w:t xml:space="preserve"> · </w:t>
     </w:r>
     <w:r>
-      <w:t xml:space="preserve">ivanova@yandex.ru</w:t>
+      <w:t xml:space="preserve">ivanova@mail.ru</w:t>
     </w:r>
   </w:p>
 </w:hdr>

--- a/tests/corpus_v2/docs/cx_agency_0007.docx
+++ b/tests/corpus_v2/docs/cx_agency_0007.docx
@@ -304,232 +304,120 @@
         <w:t xml:space="preserve">.</w:t>
       </w:r>
     </w:p>
-    <w:p/>
-    <w:p>
-      <w:r>
-        <w:rPr>
-          <w:b/>
-        </w:rPr>
-        <w:t xml:space="preserve">3. МЕСТО И СРОКИ ИСПОЛНЕНИЯ</w:t>
-      </w:r>
-    </w:p>
-    <w:p>
-      <w:r>
-        <w:t xml:space="preserve">3.1. Место исполнения обязательств: </w:t>
-      </w:r>
-      <w:r>
-        <w:t xml:space="preserve">101000, г. Москва, ш. Советская, д. 49, кв. 137</w:t>
-      </w:r>
-      <w:r>
-        <w:t xml:space="preserve">.</w:t>
-      </w:r>
-    </w:p>
-    <w:p>
-      <w:r>
-        <w:t xml:space="preserve">3.2. Уведомления направляются </w:t>
-      </w:r>
-      <w:r>
-        <w:t xml:space="preserve">Титовой Юлии Владимировне</w:t>
-      </w:r>
-      <w:r>
-        <w:t xml:space="preserve"> по телефону </w:t>
-      </w:r>
-      <w:r>
-        <w:t xml:space="preserve">+7 (846) 246-32-79</w:t>
-      </w:r>
-      <w:r>
-        <w:t xml:space="preserve">.</w:t>
-      </w:r>
-    </w:p>
-    <w:p>
-      <w:r>
-        <w:t xml:space="preserve">3.3. Срок исполнения обязательств — </w:t>
-      </w:r>
-      <w:r>
-        <w:t xml:space="preserve">в течение 20 дней с даты подписания Сторонами акта сдачи-приемки оказанных услуг</w:t>
-      </w:r>
-      <w:r>
-        <w:t xml:space="preserve">.</w:t>
-      </w:r>
-    </w:p>
-    <w:p/>
-    <w:p>
-      <w:r>
-        <w:rPr>
-          <w:b/>
-        </w:rPr>
-        <w:t xml:space="preserve">4. ПРОЧИЕ УСЛОВИЯ</w:t>
-      </w:r>
-    </w:p>
-    <w:p>
-      <w:r>
-        <w:t xml:space="preserve">4.1. </w:t>
-      </w:r>
-      <w:r>
-        <w:t xml:space="preserve">Стороны несут ответственность за неисполнение или ненадлежащее исполнение обязательств в соответствии с законодательством Российской Федерации.</w:t>
-      </w:r>
-    </w:p>
-    <w:p>
-      <w:r>
-        <w:t xml:space="preserve">4.2. </w:t>
-      </w:r>
-      <w:r>
-        <w:t xml:space="preserve">Размер неустойки за нарушение сроков оплаты: </w:t>
-      </w:r>
-      <w:r>
-        <w:t xml:space="preserve">1/300 ключевой ставки ЦБ РФ годовых</w:t>
-      </w:r>
-      <w:r>
-        <w:t xml:space="preserve">. Предельный размер ответственности: </w:t>
-      </w:r>
-      <w:r>
-        <w:t xml:space="preserve">1/150 ключевой ставки ЦБ РФ от общей суммы счета</w:t>
-      </w:r>
-      <w:r>
-        <w:t xml:space="preserve">.</w:t>
-      </w:r>
-    </w:p>
-    <w:p>
-      <w:r>
-        <w:t xml:space="preserve">4.3. </w:t>
-      </w:r>
-      <w:r>
-        <w:t xml:space="preserve">Стороны освобождаются от ответственности при наступлении обстоятельств непреодолимой силы, если они прямо повлияли на исполнение обязательств.</w:t>
-      </w:r>
-    </w:p>
-    <w:p>
-      <w:r>
-        <w:t xml:space="preserve">4.4. </w:t>
-      </w:r>
-      <w:r>
-        <w:t xml:space="preserve">Сторона, для которой создалась невозможность исполнения, обязана уведомить другую Сторону. Срок уведомления — </w:t>
-      </w:r>
-      <w:r>
-        <w:t xml:space="preserve">в течение трех месяцев с момента поступления денежных средств на расчетный счет</w:t>
-      </w:r>
-      <w:r>
-        <w:t xml:space="preserve">.</w:t>
-      </w:r>
-    </w:p>
-    <w:p>
-      <w:r>
-        <w:t xml:space="preserve">4.5. </w:t>
-      </w:r>
-      <w:r>
-        <w:t xml:space="preserve">Все споры и разногласия решаются путём переговоров. Претензионный порядок обязателен, срок ответа на претензию — </w:t>
-      </w:r>
-      <w:r>
-        <w:t xml:space="preserve">не позднее 05.08.2026</w:t>
-      </w:r>
-      <w:r>
-        <w:t xml:space="preserve">.</w:t>
-      </w:r>
-    </w:p>
-    <w:p/>
-    <w:p/>
-    <w:p/>
-    <w:p>
-      <w:r>
-        <w:rPr>
-          <w:b/>
-        </w:rPr>
-        <w:t xml:space="preserve">9. КОНТРОЛЬНЫЕ ВЕЛИЧИНЫ</w:t>
-      </w:r>
-    </w:p>
-    <w:p>
-      <w:r>
-        <w:t xml:space="preserve">9.1. Контрольная запись: </w:t>
-      </w:r>
-      <w:r>
-        <w:rPr>
-          <w:b/>
-        </w:rPr>
-        <w:t xml:space="preserve">в течение 6</w:t>
-      </w:r>
-      <w:r>
-        <w:t xml:space="preserve">0 календарных дней со дня предъявления требования</w:t>
-      </w:r>
-      <w:r>
-        <w:t xml:space="preserve">.</w:t>
-      </w:r>
-    </w:p>
-    <w:p>
-      <w:r>
-        <w:t xml:space="preserve">9.2. Контрольная запись: </w:t>
-      </w:r>
-      <w:r>
-        <w:rPr>
-          <w:b/>
-        </w:rPr>
-        <w:t xml:space="preserve">96/20</w:t>
-      </w:r>
-      <w:r>
-        <w:t xml:space="preserve">23-А</w:t>
-      </w:r>
-      <w:r>
-        <w:t xml:space="preserve">.</w:t>
-      </w:r>
-    </w:p>
-    <w:p>
-      <w:r>
-        <w:t xml:space="preserve">9.3. Контрольная запись: </w:t>
-      </w:r>
-      <w:r>
-        <w:rPr>
-          <w:b/>
-        </w:rPr>
-        <w:t xml:space="preserve">4</w:t>
-      </w:r>
-      <w:r>
-        <w:t xml:space="preserve">22 000 (Четыреста двадцать две тысячи) рублей 00 копеек</w:t>
-      </w:r>
-      <w:r>
-        <w:t xml:space="preserve">.</w:t>
-      </w:r>
-    </w:p>
-    <w:p>
-      <w:r>
-        <w:t xml:space="preserve">9.4. Контрольная запись: </w:t>
-      </w:r>
-      <w:r>
-        <w:t xml:space="preserve">10 (десять) процентов з‍а  каждый день просрочки</w:t>
-      </w:r>
-      <w:r>
-        <w:t xml:space="preserve">.</w:t>
-      </w:r>
-    </w:p>
-    <w:p/>
-    <w:p/>
-    <w:p>
-      <w:r>
-        <w:rPr>
-          <w:b/>
-        </w:rPr>
-        <w:t xml:space="preserve">11. УСЛОВИЯ, ОФОРМЛЕННЫЕ СРЕДСТВАМИ РЕДАКТОРА</w:t>
-      </w:r>
-    </w:p>
-    <w:p>
-      <w:r>
-        <w:t xml:space="preserve">11.1. Прежняя редакция пункта: </w:t>
-      </w:r>
-      <w:del w:id="1" w:author="Юрист" w:date="2024-01-01T00:00:00Z">
-        <w:r>
-          <w:delText xml:space="preserve">1 234 567 (Один миллион двести тридцать четыре тысячи пятьсот шестьдесят семь) рублей 13 копеек</w:delText>
-        </w:r>
-      </w:del>
-      <w:r>
-        <w:t xml:space="preserve">утратила силу.</w:t>
-      </w:r>
-    </w:p>
-    <w:p>
-      <w:r>
-        <w:rPr>
-          <w:b/>
-        </w:rPr>
-        <w:t xml:space="preserve">РЕКВИЗИТЫ И ПОДПИСИ СТОРОН</w:t>
-      </w:r>
-    </w:p>
-    <w:p/>
+    <w:p>
+      <w:r>
+        <w:t xml:space="preserve">2.5. </w:t>
+      </w:r>
+      <w:r>
+        <w:t xml:space="preserve">Товар маркирован штрихкодом </w:t>
+      </w:r>
+      <w:r>
+        <w:t xml:space="preserve">4600028581594</w:t>
+      </w:r>
+      <w:r>
+        <w:t xml:space="preserve">. Код контрагента по ОКПО — </w:t>
+      </w:r>
+      <w:r>
+        <w:t xml:space="preserve">2782784038</w:t>
+      </w:r>
+      <w:r>
+        <w:t xml:space="preserve">. Оборудование учтено под инвентарным номером </w:t>
+      </w:r>
+      <w:r>
+        <w:t xml:space="preserve">043003367</w:t>
+      </w:r>
+      <w:r>
+        <w:t xml:space="preserve">, складской позиции присвоен номер </w:t>
+      </w:r>
+      <w:r>
+        <w:t xml:space="preserve">761082103</w:t>
+      </w:r>
+      <w:r>
+        <w:t xml:space="preserve">.</w:t>
+      </w:r>
+    </w:p>
+    <w:p>
+      <w:r>
+        <w:t xml:space="preserve">2.6. </w:t>
+      </w:r>
+      <w:r>
+        <w:t xml:space="preserve">Оплата по счёту-фактуре на КБК </w:t>
+      </w:r>
+      <w:r>
+        <w:t xml:space="preserve">18210101011011000179</w:t>
+      </w:r>
+      <w:r>
+        <w:t xml:space="preserve">. ИНН не присвоен, регистрационный № </w:t>
+      </w:r>
+      <w:r>
+        <w:t xml:space="preserve">7013231866</w:t>
+      </w:r>
+      <w:r>
+        <w:t xml:space="preserve">. ИНН не присвоен, платёжный документ № </w:t>
+      </w:r>
+      <w:r>
+        <w:t xml:space="preserve">086998471724</w:t>
+      </w:r>
+      <w:r>
+        <w:t xml:space="preserve">. Заказчик действует в лице </w:t>
+      </w:r>
+      <w:r>
+        <w:t xml:space="preserve">уполномоченного представителя</w:t>
+      </w:r>
+      <w:r>
+        <w:t xml:space="preserve">, назначаемого приказом.</w:t>
+      </w:r>
+    </w:p>
+    <w:p>
+      <w:r>
+        <w:t xml:space="preserve">2.7. </w:t>
+      </w:r>
+      <w:r>
+        <w:t xml:space="preserve">Массовая доля влаги в товаре — </w:t>
+      </w:r>
+      <w:r>
+        <w:t xml:space="preserve">не более 10 %</w:t>
+      </w:r>
+      <w:r>
+        <w:t xml:space="preserve">. Товар подлежит хранению </w:t>
+      </w:r>
+      <w:r>
+        <w:t xml:space="preserve">в течение 24 часов</w:t>
+      </w:r>
+      <w:r>
+        <w:t xml:space="preserve"> при температуре не выше +4 °C. Срок исковой давности по требованиям, вытекающим из Договора, составляет </w:t>
+      </w:r>
+      <w:r>
+        <w:t xml:space="preserve">в течение трёх лет</w:t>
+      </w:r>
+      <w:r>
+        <w:t xml:space="preserve">, как установлено статьёй 196 Гражданского кодекса Российской Федерации. Обработка данных ведётся согласно Федеральному закону от 27.07.2006 № 152-ФЗ </w:t>
+      </w:r>
+      <w:r>
+        <w:t xml:space="preserve">«О персональных данных»</w:t>
+      </w:r>
+      <w:r>
+        <w:t xml:space="preserve">. Товар поставляется под маркой </w:t>
+      </w:r>
+      <w:r>
+        <w:t xml:space="preserve">«Стандарт»</w:t>
+      </w:r>
+      <w:r>
+        <w:t xml:space="preserve">. Влажность определяется </w:t>
+      </w:r>
+      <w:r>
+        <w:t xml:space="preserve">по методу Кьельдаля</w:t>
+      </w:r>
+      <w:r>
+        <w:t xml:space="preserve">. Споры передаются на рассмотрение в Арбитражный суд </w:t>
+      </w:r>
+      <w:r>
+        <w:t xml:space="preserve">города Москвы</w:t>
+      </w:r>
+      <w:r>
+        <w:t xml:space="preserve">.</w:t>
+      </w:r>
+    </w:p>
     <w:tbl>
       <w:tblPr>
         <w:tblW w:w="9360" w:type="dxa"/>
@@ -553,95 +441,7 @@
           </w:tcPr>
           <w:p>
             <w:r>
-              <w:rPr>
-                <w:b/>
-              </w:rPr>
-              <w:t xml:space="preserve">Агент:</w:t>
-            </w:r>
-          </w:p>
-          <w:p>
-            <w:r>
-              <w:t xml:space="preserve">АО «Василёк»</w:t>
-            </w:r>
-          </w:p>
-          <w:p>
-            <w:r>
-              <w:t xml:space="preserve">Юридический адрес: </w:t>
-            </w:r>
-            <w:r>
-              <w:t xml:space="preserve">420111, г. Казань, проезд Ленина, д. 60, кв. 4</w:t>
-            </w:r>
-          </w:p>
-          <w:p>
-            <w:r>
-              <w:t xml:space="preserve">ИНН </w:t>
-            </w:r>
-            <w:r>
-              <w:t xml:space="preserve">5038429165</w:t>
-            </w:r>
-            <w:r>
-              <w:t xml:space="preserve"> КПП </w:t>
-            </w:r>
-            <w:r>
-              <w:t xml:space="preserve">148640003</w:t>
-            </w:r>
-          </w:p>
-          <w:p>
-            <w:r>
-              <w:t xml:space="preserve">ОГРН </w:t>
-            </w:r>
-            <w:r>
-              <w:t xml:space="preserve">1404004411964</w:t>
-            </w:r>
-          </w:p>
-          <w:p>
-            <w:r>
-              <w:t xml:space="preserve">р/с </w:t>
-            </w:r>
-            <w:r>
-              <w:t xml:space="preserve">40702810707675561869</w:t>
-            </w:r>
-            <w:r>
-              <w:t xml:space="preserve"> в ПАО «Промсвязьбанк»</w:t>
-            </w:r>
-          </w:p>
-          <w:p>
-            <w:r>
-              <w:t xml:space="preserve">к/с </w:t>
-            </w:r>
-            <w:r>
-              <w:t xml:space="preserve">30101810400000000555</w:t>
-            </w:r>
-            <w:r>
-              <w:t xml:space="preserve"> БИК </w:t>
-            </w:r>
-            <w:r>
-              <w:t xml:space="preserve">044525555</w:t>
-            </w:r>
-          </w:p>
-          <w:p>
-            <w:r>
-              <w:t xml:space="preserve">Тел.: </w:t>
-            </w:r>
-            <w:r>
-              <w:t xml:space="preserve">+7 (846) 958-46-32</w:t>
-            </w:r>
-          </w:p>
-          <w:p>
-            <w:r>
-              <w:t xml:space="preserve">E-mail: </w:t>
-            </w:r>
-            <w:r>
-              <w:t xml:space="preserve">ivanova@romashka.ru</w:t>
-            </w:r>
-          </w:p>
-          <w:p/>
-          <w:p>
-            <w:r>
-              <w:t xml:space="preserve">Управляющий ______________ </w:t>
-            </w:r>
-            <w:r>
-              <w:t xml:space="preserve">О. О. Иванова</w:t>
+              <w:t xml:space="preserve">8</w:t>
             </w:r>
           </w:p>
         </w:tc>
@@ -651,6 +451,367 @@
           </w:tcPr>
           <w:p>
             <w:r>
+              <w:t xml:space="preserve">7929980530</w:t>
+            </w:r>
+          </w:p>
+        </w:tc>
+      </w:tr>
+    </w:tbl>
+    <w:p/>
+    <w:p>
+      <w:r>
+        <w:rPr>
+          <w:b/>
+        </w:rPr>
+        <w:t xml:space="preserve">3. МЕСТО И СРОКИ ИСПОЛНЕНИЯ</w:t>
+      </w:r>
+    </w:p>
+    <w:p>
+      <w:r>
+        <w:t xml:space="preserve">3.1. Место исполнения обязательств: </w:t>
+      </w:r>
+      <w:r>
+        <w:t xml:space="preserve">101000, г. Москва, наб. Тверская, д. 4, кв. 47</w:t>
+      </w:r>
+      <w:r>
+        <w:t xml:space="preserve">.</w:t>
+      </w:r>
+    </w:p>
+    <w:p>
+      <w:r>
+        <w:t xml:space="preserve">3.2. Уведомления направляются </w:t>
+      </w:r>
+      <w:r>
+        <w:t xml:space="preserve">Титовой Юлии Владимировне</w:t>
+      </w:r>
+      <w:r>
+        <w:t xml:space="preserve"> по телефону </w:t>
+      </w:r>
+      <w:r>
+        <w:t xml:space="preserve">+7 (843) 911-13-50</w:t>
+      </w:r>
+      <w:r>
+        <w:t xml:space="preserve">.</w:t>
+      </w:r>
+    </w:p>
+    <w:p>
+      <w:r>
+        <w:t xml:space="preserve">3.3. Срок исполнения обязательств — </w:t>
+      </w:r>
+      <w:r>
+        <w:t xml:space="preserve">в течение 14 дней с даты подписания Сторонами акта сдачи-приемки оказанных услуг</w:t>
+      </w:r>
+      <w:r>
+        <w:t xml:space="preserve">.</w:t>
+      </w:r>
+    </w:p>
+    <w:p/>
+    <w:p>
+      <w:r>
+        <w:rPr>
+          <w:b/>
+        </w:rPr>
+        <w:t xml:space="preserve">4. ПРОЧИЕ УСЛОВИЯ</w:t>
+      </w:r>
+    </w:p>
+    <w:p>
+      <w:r>
+        <w:t xml:space="preserve">4.1. </w:t>
+      </w:r>
+      <w:r>
+        <w:t xml:space="preserve">Стороны несут ответственность за неисполнение или ненадлежащее исполнение обязательств в соответствии с законодательством Российской Федерации.</w:t>
+      </w:r>
+    </w:p>
+    <w:p>
+      <w:r>
+        <w:t xml:space="preserve">4.2. </w:t>
+      </w:r>
+      <w:r>
+        <w:t xml:space="preserve">Размер неустойки за нарушение сроков оплаты: </w:t>
+      </w:r>
+      <w:r>
+        <w:t xml:space="preserve">1/300 ключевой ставки ЦБ РФ годовых</w:t>
+      </w:r>
+      <w:r>
+        <w:t xml:space="preserve">. Предельный размер ответственности: </w:t>
+      </w:r>
+      <w:r>
+        <w:t xml:space="preserve">1/150 ключевой ставки ЦБ РФ от общей суммы счета</w:t>
+      </w:r>
+      <w:r>
+        <w:t xml:space="preserve">.</w:t>
+      </w:r>
+    </w:p>
+    <w:p>
+      <w:r>
+        <w:t xml:space="preserve">4.3. </w:t>
+      </w:r>
+      <w:r>
+        <w:t xml:space="preserve">Стороны освобождаются от ответственности при наступлении обстоятельств непреодолимой силы, если они прямо повлияли на исполнение обязательств.</w:t>
+      </w:r>
+    </w:p>
+    <w:p>
+      <w:r>
+        <w:t xml:space="preserve">4.4. </w:t>
+      </w:r>
+      <w:r>
+        <w:t xml:space="preserve">Сторона, для которой создалась невозможность исполнения, обязана уведомить другую Сторону. Срок уведомления — </w:t>
+      </w:r>
+      <w:r>
+        <w:t xml:space="preserve">в течение двенадцати месяцев с момента поступления денежных средств на расчетный счет</w:t>
+      </w:r>
+      <w:r>
+        <w:t xml:space="preserve">.</w:t>
+      </w:r>
+    </w:p>
+    <w:p>
+      <w:r>
+        <w:t xml:space="preserve">4.5. </w:t>
+      </w:r>
+      <w:r>
+        <w:t xml:space="preserve">Все споры и разногласия решаются путём переговоров. Претензионный порядок обязателен, срок ответа на претензию — </w:t>
+      </w:r>
+      <w:r>
+        <w:t xml:space="preserve">не позднее 14.04.2025</w:t>
+      </w:r>
+      <w:r>
+        <w:t xml:space="preserve">.</w:t>
+      </w:r>
+    </w:p>
+    <w:p/>
+    <w:p/>
+    <w:p/>
+    <w:p>
+      <w:r>
+        <w:rPr>
+          <w:b/>
+        </w:rPr>
+        <w:t xml:space="preserve">9. КОНТРОЛЬНЫЕ ВЕЛИЧИНЫ</w:t>
+      </w:r>
+    </w:p>
+    <w:p>
+      <w:r>
+        <w:t xml:space="preserve">9.1. Контрольная запись: </w:t>
+      </w:r>
+      <w:r>
+        <w:rPr>
+          <w:b/>
+        </w:rPr>
+        <w:t xml:space="preserve">в течение 4</w:t>
+      </w:r>
+      <w:r>
+        <w:t xml:space="preserve">5 календарных дней со дня предъявления требования</w:t>
+      </w:r>
+      <w:r>
+        <w:t xml:space="preserve">.</w:t>
+      </w:r>
+    </w:p>
+    <w:p>
+      <w:r>
+        <w:t xml:space="preserve">9.2. Контрольная запись: </w:t>
+      </w:r>
+      <w:r>
+        <w:rPr>
+          <w:b/>
+        </w:rPr>
+        <w:t xml:space="preserve">2/20</w:t>
+      </w:r>
+      <w:r>
+        <w:t xml:space="preserve">25-С</w:t>
+      </w:r>
+      <w:r>
+        <w:t xml:space="preserve">.</w:t>
+      </w:r>
+    </w:p>
+    <w:p>
+      <w:r>
+        <w:t xml:space="preserve">9.3. Контрольная запись: </w:t>
+      </w:r>
+      <w:r>
+        <w:rPr>
+          <w:b/>
+        </w:rPr>
+        <w:t xml:space="preserve">1</w:t>
+      </w:r>
+      <w:r>
+        <w:t xml:space="preserve">87 000 (Сто восемьдесят семь тысяч) рублей 00 копеек</w:t>
+      </w:r>
+      <w:r>
+        <w:t xml:space="preserve">.</w:t>
+      </w:r>
+    </w:p>
+    <w:p>
+      <w:r>
+        <w:t xml:space="preserve">9.4. Контрольная запись: </w:t>
+      </w:r>
+      <w:r>
+        <w:t xml:space="preserve">15 (пятна​дцать) процентов  за каждый день просрочки</w:t>
+      </w:r>
+      <w:r>
+        <w:t xml:space="preserve">.</w:t>
+      </w:r>
+    </w:p>
+    <w:p/>
+    <w:p/>
+    <w:p>
+      <w:r>
+        <w:rPr>
+          <w:b/>
+        </w:rPr>
+        <w:t xml:space="preserve">11. УСЛОВИЯ, ОФОРМЛЕННЫЕ СРЕДСТВАМИ РЕДАКТОРА</w:t>
+      </w:r>
+    </w:p>
+    <w:p>
+      <w:r>
+        <w:t xml:space="preserve">11.1. Прежняя редакция пункта: </w:t>
+      </w:r>
+      <w:del w:id="1" w:author="Юрист" w:date="2024-01-01T00:00:00Z">
+        <w:r>
+          <w:delText xml:space="preserve">1 234 567 (Один миллион двести тридцать четыре тысячи пятьсот шестьдесят семь) рублей 13 копеек</w:delText>
+        </w:r>
+      </w:del>
+      <w:r>
+        <w:t xml:space="preserve">утратила силу.</w:t>
+      </w:r>
+    </w:p>
+    <w:p>
+      <w:r>
+        <w:rPr>
+          <w:b/>
+        </w:rPr>
+        <w:t xml:space="preserve">РЕКВИЗИТЫ И ПОДПИСИ СТОРОН</w:t>
+      </w:r>
+    </w:p>
+    <w:p/>
+    <w:tbl>
+      <w:tblPr>
+        <w:tblW w:w="9360" w:type="dxa"/>
+        <w:tblBorders>
+          <w:top w:val="single" w:sz="4" w:color="auto"/>
+          <w:left w:val="single" w:sz="4" w:color="auto"/>
+          <w:bottom w:val="single" w:sz="4" w:color="auto"/>
+          <w:right w:val="single" w:sz="4" w:color="auto"/>
+          <w:insideH w:val="single" w:sz="4" w:color="auto"/>
+          <w:insideV w:val="single" w:sz="4" w:color="auto"/>
+        </w:tblBorders>
+      </w:tblPr>
+      <w:tblGrid>
+        <w:gridCol w:w="4680"/>
+        <w:gridCol w:w="4680"/>
+      </w:tblGrid>
+      <w:tr>
+        <w:tc>
+          <w:tcPr>
+            <w:tcW w:w="4680" w:type="dxa"/>
+          </w:tcPr>
+          <w:p>
+            <w:r>
+              <w:rPr>
+                <w:b/>
+              </w:rPr>
+              <w:t xml:space="preserve">Агент:</w:t>
+            </w:r>
+          </w:p>
+          <w:p>
+            <w:r>
+              <w:t xml:space="preserve">АО «Василёк»</w:t>
+            </w:r>
+          </w:p>
+          <w:p>
+            <w:r>
+              <w:t xml:space="preserve">Юридический адрес: </w:t>
+            </w:r>
+            <w:r>
+              <w:t xml:space="preserve">344002, г. Ростов-на-Дону, наб. Садовая, д. 7, кв. 177</w:t>
+            </w:r>
+          </w:p>
+          <w:p>
+            <w:r>
+              <w:t xml:space="preserve">Почтовый адрес: </w:t>
+            </w:r>
+            <w:r>
+              <w:t xml:space="preserve">190000, г. Санкт-Петербург, пер. Пушкина, д. 25, кв. 44</w:t>
+            </w:r>
+          </w:p>
+          <w:p>
+            <w:r>
+              <w:t xml:space="preserve">ИНН </w:t>
+            </w:r>
+            <w:r>
+              <w:t xml:space="preserve">5038429165</w:t>
+            </w:r>
+            <w:r>
+              <w:t xml:space="preserve"> КПП </w:t>
+            </w:r>
+            <w:r>
+              <w:t xml:space="preserve">148640003</w:t>
+            </w:r>
+          </w:p>
+          <w:p>
+            <w:r>
+              <w:t xml:space="preserve">ОГРН </w:t>
+            </w:r>
+            <w:r>
+              <w:t xml:space="preserve">1404004411964</w:t>
+            </w:r>
+          </w:p>
+          <w:p>
+            <w:r>
+              <w:t xml:space="preserve">р/с </w:t>
+            </w:r>
+            <w:r>
+              <w:t xml:space="preserve">40702810707675561869</w:t>
+            </w:r>
+            <w:r>
+              <w:t xml:space="preserve"> в ПАО «Промсвязьбанк»</w:t>
+            </w:r>
+          </w:p>
+          <w:p>
+            <w:r>
+              <w:t xml:space="preserve">к/с </w:t>
+            </w:r>
+            <w:r>
+              <w:t xml:space="preserve">30101810400000000555</w:t>
+            </w:r>
+            <w:r>
+              <w:t xml:space="preserve"> БИК </w:t>
+            </w:r>
+            <w:r>
+              <w:t xml:space="preserve">044525555</w:t>
+            </w:r>
+          </w:p>
+          <w:p>
+            <w:r>
+              <w:t xml:space="preserve">Тел.: </w:t>
+            </w:r>
+            <w:r>
+              <w:t xml:space="preserve">+7 (843) 273-15-90</w:t>
+            </w:r>
+          </w:p>
+          <w:p>
+            <w:r>
+              <w:t xml:space="preserve">E-mail: </w:t>
+            </w:r>
+            <w:r>
+              <w:t xml:space="preserve">ivanova@inbox.ru</w:t>
+            </w:r>
+          </w:p>
+          <w:p/>
+          <w:p>
+            <w:r>
+              <w:t xml:space="preserve">Управляющий ______________ </w:t>
+            </w:r>
+            <w:r>
+              <w:t xml:space="preserve">О. О. Иванова</w:t>
+            </w:r>
+          </w:p>
+        </w:tc>
+        <w:tc>
+          <w:tcPr>
+            <w:tcW w:w="4680" w:type="dxa"/>
+          </w:tcPr>
+          <w:p>
+            <w:r>
               <w:rPr>
                 <w:b/>
               </w:rPr>
@@ -670,7 +831,7 @@
               <w:t xml:space="preserve">Адрес регистрации: </w:t>
             </w:r>
             <w:r>
-              <w:t xml:space="preserve">141300, г. Сергиев Посад, бул. Лесная, д. 51, кв. 35</w:t>
+              <w:t xml:space="preserve">630099, г. Новосибирск, пер. Советская, д. 47, кв. 79</w:t>
             </w:r>
           </w:p>
           <w:p>
@@ -709,7 +870,7 @@
               <w:t xml:space="preserve">Тел.: </w:t>
             </w:r>
             <w:r>
-              <w:t xml:space="preserve">+7 (812) 888-39-71</w:t>
+              <w:t xml:space="preserve">+7 (499) 675-20-37</w:t>
             </w:r>
           </w:p>
           <w:p>
@@ -777,13 +938,13 @@
       <w:t xml:space="preserve">Исполнитель документа: </w:t>
     </w:r>
     <w:r>
-      <w:t xml:space="preserve">Попов Д. А.</w:t>
+      <w:t xml:space="preserve">Крылова Е. П.</w:t>
     </w:r>
     <w:r>
       <w:t xml:space="preserve">, тел. </w:t>
     </w:r>
     <w:r>
-      <w:t xml:space="preserve">8(499)5573115</w:t>
+      <w:t xml:space="preserve">8(383)6517521</w:t>
     </w:r>
   </w:p>
 </w:ftr>
@@ -796,13 +957,13 @@
       <w:t xml:space="preserve">АО «Василёк» · </w:t>
     </w:r>
     <w:r>
-      <w:t xml:space="preserve">+7 (846) 152-98-73</w:t>
+      <w:t xml:space="preserve">+7 (499) 399-68-67</w:t>
     </w:r>
     <w:r>
       <w:t xml:space="preserve"> · </w:t>
     </w:r>
     <w:r>
-      <w:t xml:space="preserve">ivanova@mail.ru</w:t>
+      <w:t xml:space="preserve">ivanova@gmail.com</w:t>
     </w:r>
   </w:p>
 </w:hdr>

--- a/tests/corpus_v2/docs/cx_agency_0007.docx
+++ b/tests/corpus_v2/docs/cx_agency_0007.docx
@@ -457,232 +457,34 @@
         </w:tc>
       </w:tr>
     </w:tbl>
-    <w:p/>
-    <w:p>
-      <w:r>
-        <w:rPr>
-          <w:b/>
-        </w:rPr>
-        <w:t xml:space="preserve">3. МЕСТО И СРОКИ ИСПОЛНЕНИЯ</w:t>
-      </w:r>
-    </w:p>
-    <w:p>
-      <w:r>
-        <w:t xml:space="preserve">3.1. Место исполнения обязательств: </w:t>
-      </w:r>
-      <w:r>
-        <w:t xml:space="preserve">101000, г. Москва, наб. Тверская, д. 4, кв. 47</w:t>
-      </w:r>
-      <w:r>
-        <w:t xml:space="preserve">.</w:t>
-      </w:r>
-    </w:p>
-    <w:p>
-      <w:r>
-        <w:t xml:space="preserve">3.2. Уведомления направляются </w:t>
-      </w:r>
-      <w:r>
-        <w:t xml:space="preserve">Титовой Юлии Владимировне</w:t>
-      </w:r>
-      <w:r>
-        <w:t xml:space="preserve"> по телефону </w:t>
-      </w:r>
-      <w:r>
-        <w:t xml:space="preserve">+7 (843) 911-13-50</w:t>
-      </w:r>
-      <w:r>
-        <w:t xml:space="preserve">.</w:t>
-      </w:r>
-    </w:p>
-    <w:p>
-      <w:r>
-        <w:t xml:space="preserve">3.3. Срок исполнения обязательств — </w:t>
-      </w:r>
-      <w:r>
-        <w:t xml:space="preserve">в течение 14 дней с даты подписания Сторонами акта сдачи-приемки оказанных услуг</w:t>
-      </w:r>
-      <w:r>
-        <w:t xml:space="preserve">.</w:t>
-      </w:r>
-    </w:p>
-    <w:p/>
-    <w:p>
-      <w:r>
-        <w:rPr>
-          <w:b/>
-        </w:rPr>
-        <w:t xml:space="preserve">4. ПРОЧИЕ УСЛОВИЯ</w:t>
-      </w:r>
-    </w:p>
-    <w:p>
-      <w:r>
-        <w:t xml:space="preserve">4.1. </w:t>
-      </w:r>
-      <w:r>
-        <w:t xml:space="preserve">Стороны несут ответственность за неисполнение или ненадлежащее исполнение обязательств в соответствии с законодательством Российской Федерации.</w:t>
-      </w:r>
-    </w:p>
-    <w:p>
-      <w:r>
-        <w:t xml:space="preserve">4.2. </w:t>
-      </w:r>
-      <w:r>
-        <w:t xml:space="preserve">Размер неустойки за нарушение сроков оплаты: </w:t>
-      </w:r>
-      <w:r>
-        <w:t xml:space="preserve">1/300 ключевой ставки ЦБ РФ годовых</w:t>
-      </w:r>
-      <w:r>
-        <w:t xml:space="preserve">. Предельный размер ответственности: </w:t>
-      </w:r>
-      <w:r>
-        <w:t xml:space="preserve">1/150 ключевой ставки ЦБ РФ от общей суммы счета</w:t>
-      </w:r>
-      <w:r>
-        <w:t xml:space="preserve">.</w:t>
-      </w:r>
-    </w:p>
-    <w:p>
-      <w:r>
-        <w:t xml:space="preserve">4.3. </w:t>
-      </w:r>
-      <w:r>
-        <w:t xml:space="preserve">Стороны освобождаются от ответственности при наступлении обстоятельств непреодолимой силы, если они прямо повлияли на исполнение обязательств.</w:t>
-      </w:r>
-    </w:p>
-    <w:p>
-      <w:r>
-        <w:t xml:space="preserve">4.4. </w:t>
-      </w:r>
-      <w:r>
-        <w:t xml:space="preserve">Сторона, для которой создалась невозможность исполнения, обязана уведомить другую Сторону. Срок уведомления — </w:t>
-      </w:r>
-      <w:r>
-        <w:t xml:space="preserve">в течение двенадцати месяцев с момента поступления денежных средств на расчетный счет</w:t>
-      </w:r>
-      <w:r>
-        <w:t xml:space="preserve">.</w:t>
-      </w:r>
-    </w:p>
-    <w:p>
-      <w:r>
-        <w:t xml:space="preserve">4.5. </w:t>
-      </w:r>
-      <w:r>
-        <w:t xml:space="preserve">Все споры и разногласия решаются путём переговоров. Претензионный порядок обязателен, срок ответа на претензию — </w:t>
-      </w:r>
-      <w:r>
-        <w:t xml:space="preserve">не позднее 14.04.2025</w:t>
-      </w:r>
-      <w:r>
-        <w:t xml:space="preserve">.</w:t>
-      </w:r>
-    </w:p>
-    <w:p/>
-    <w:p/>
-    <w:p/>
-    <w:p>
-      <w:r>
-        <w:rPr>
-          <w:b/>
-        </w:rPr>
-        <w:t xml:space="preserve">9. КОНТРОЛЬНЫЕ ВЕЛИЧИНЫ</w:t>
-      </w:r>
-    </w:p>
-    <w:p>
-      <w:r>
-        <w:t xml:space="preserve">9.1. Контрольная запись: </w:t>
-      </w:r>
-      <w:r>
-        <w:rPr>
-          <w:b/>
-        </w:rPr>
-        <w:t xml:space="preserve">в течение 4</w:t>
-      </w:r>
-      <w:r>
-        <w:t xml:space="preserve">5 календарных дней со дня предъявления требования</w:t>
-      </w:r>
-      <w:r>
-        <w:t xml:space="preserve">.</w:t>
-      </w:r>
-    </w:p>
-    <w:p>
-      <w:r>
-        <w:t xml:space="preserve">9.2. Контрольная запись: </w:t>
-      </w:r>
-      <w:r>
-        <w:rPr>
-          <w:b/>
-        </w:rPr>
-        <w:t xml:space="preserve">2/20</w:t>
-      </w:r>
-      <w:r>
-        <w:t xml:space="preserve">25-С</w:t>
-      </w:r>
-      <w:r>
-        <w:t xml:space="preserve">.</w:t>
-      </w:r>
-    </w:p>
-    <w:p>
-      <w:r>
-        <w:t xml:space="preserve">9.3. Контрольная запись: </w:t>
-      </w:r>
-      <w:r>
-        <w:rPr>
-          <w:b/>
-        </w:rPr>
-        <w:t xml:space="preserve">1</w:t>
-      </w:r>
-      <w:r>
-        <w:t xml:space="preserve">87 000 (Сто восемьдесят семь тысяч) рублей 00 копеек</w:t>
-      </w:r>
-      <w:r>
-        <w:t xml:space="preserve">.</w:t>
-      </w:r>
-    </w:p>
-    <w:p>
-      <w:r>
-        <w:t xml:space="preserve">9.4. Контрольная запись: </w:t>
-      </w:r>
-      <w:r>
-        <w:t xml:space="preserve">15 (пятна​дцать) процентов  за каждый день просрочки</w:t>
-      </w:r>
-      <w:r>
-        <w:t xml:space="preserve">.</w:t>
-      </w:r>
-    </w:p>
-    <w:p/>
-    <w:p/>
-    <w:p>
-      <w:r>
-        <w:rPr>
-          <w:b/>
-        </w:rPr>
-        <w:t xml:space="preserve">11. УСЛОВИЯ, ОФОРМЛЕННЫЕ СРЕДСТВАМИ РЕДАКТОРА</w:t>
-      </w:r>
-    </w:p>
-    <w:p>
-      <w:r>
-        <w:t xml:space="preserve">11.1. Прежняя редакция пункта: </w:t>
-      </w:r>
-      <w:del w:id="1" w:author="Юрист" w:date="2024-01-01T00:00:00Z">
-        <w:r>
-          <w:delText xml:space="preserve">1 234 567 (Один миллион двести тридцать четыре тысячи пятьсот шестьдесят семь) рублей 13 копеек</w:delText>
-        </w:r>
-      </w:del>
-      <w:r>
-        <w:t xml:space="preserve">утратила силу.</w:t>
-      </w:r>
-    </w:p>
-    <w:p>
-      <w:r>
-        <w:rPr>
-          <w:b/>
-        </w:rPr>
-        <w:t xml:space="preserve">РЕКВИЗИТЫ И ПОДПИСИ СТОРОН</w:t>
-      </w:r>
-    </w:p>
-    <w:p/>
+    <w:p>
+      <w:r>
+        <w:t xml:space="preserve">2.8. </w:t>
+      </w:r>
+      <w:r>
+        <w:t xml:space="preserve">Платёж по налогу перечисляется на код бюджетной классификации </w:t>
+      </w:r>
+      <w:r>
+        <w:t xml:space="preserve">182 101 010 110 110 001 10</w:t>
+      </w:r>
+      <w:r>
+        <w:t xml:space="preserve">, получатель — территориальный орган Федерального казначейства.</w:t>
+      </w:r>
+    </w:p>
+    <w:p>
+      <w:r>
+        <w:t xml:space="preserve">2.9. </w:t>
+      </w:r>
+      <w:r>
+        <w:t xml:space="preserve">Полномочия подтверждаются свидетельством о рождении, выдано </w:t>
+      </w:r>
+      <w:r>
+        <w:t xml:space="preserve">01.09.2021</w:t>
+      </w:r>
+      <w:r>
+        <w:t xml:space="preserve"> отделом ЗАГС.</w:t>
+      </w:r>
+    </w:p>
     <w:tbl>
       <w:tblPr>
         <w:tblW w:w="9360" w:type="dxa"/>
@@ -706,103 +508,7 @@
           </w:tcPr>
           <w:p>
             <w:r>
-              <w:rPr>
-                <w:b/>
-              </w:rPr>
-              <w:t xml:space="preserve">Агент:</w:t>
-            </w:r>
-          </w:p>
-          <w:p>
-            <w:r>
-              <w:t xml:space="preserve">АО «Василёк»</w:t>
-            </w:r>
-          </w:p>
-          <w:p>
-            <w:r>
-              <w:t xml:space="preserve">Юридический адрес: </w:t>
-            </w:r>
-            <w:r>
-              <w:t xml:space="preserve">344002, г. Ростов-на-Дону, наб. Садовая, д. 7, кв. 177</w:t>
-            </w:r>
-          </w:p>
-          <w:p>
-            <w:r>
-              <w:t xml:space="preserve">Почтовый адрес: </w:t>
-            </w:r>
-            <w:r>
-              <w:t xml:space="preserve">190000, г. Санкт-Петербург, пер. Пушкина, д. 25, кв. 44</w:t>
-            </w:r>
-          </w:p>
-          <w:p>
-            <w:r>
-              <w:t xml:space="preserve">ИНН </w:t>
-            </w:r>
-            <w:r>
-              <w:t xml:space="preserve">5038429165</w:t>
-            </w:r>
-            <w:r>
-              <w:t xml:space="preserve"> КПП </w:t>
-            </w:r>
-            <w:r>
-              <w:t xml:space="preserve">148640003</w:t>
-            </w:r>
-          </w:p>
-          <w:p>
-            <w:r>
-              <w:t xml:space="preserve">ОГРН </w:t>
-            </w:r>
-            <w:r>
-              <w:t xml:space="preserve">1404004411964</w:t>
-            </w:r>
-          </w:p>
-          <w:p>
-            <w:r>
-              <w:t xml:space="preserve">р/с </w:t>
-            </w:r>
-            <w:r>
-              <w:t xml:space="preserve">40702810707675561869</w:t>
-            </w:r>
-            <w:r>
-              <w:t xml:space="preserve"> в ПАО «Промсвязьбанк»</w:t>
-            </w:r>
-          </w:p>
-          <w:p>
-            <w:r>
-              <w:t xml:space="preserve">к/с </w:t>
-            </w:r>
-            <w:r>
-              <w:t xml:space="preserve">30101810400000000555</w:t>
-            </w:r>
-            <w:r>
-              <w:t xml:space="preserve"> БИК </w:t>
-            </w:r>
-            <w:r>
-              <w:t xml:space="preserve">044525555</w:t>
-            </w:r>
-          </w:p>
-          <w:p>
-            <w:r>
-              <w:t xml:space="preserve">Тел.: </w:t>
-            </w:r>
-            <w:r>
-              <w:t xml:space="preserve">+7 (843) 273-15-90</w:t>
-            </w:r>
-          </w:p>
-          <w:p>
-            <w:r>
-              <w:t xml:space="preserve">E-mail: </w:t>
-            </w:r>
-            <w:r>
-              <w:t xml:space="preserve">ivanova@inbox.ru</w:t>
-            </w:r>
-          </w:p>
-          <w:p/>
-          <w:p>
-            <w:r>
-              <w:t xml:space="preserve">Управляющий ______________ </w:t>
-            </w:r>
-            <w:r>
-              <w:t xml:space="preserve">О. О. Иванова</w:t>
+              <w:t xml:space="preserve">2</w:t>
             </w:r>
           </w:p>
         </w:tc>
@@ -812,6 +518,387 @@
           </w:tcPr>
           <w:p>
             <w:r>
+              <w:t xml:space="preserve">РУБ.</w:t>
+            </w:r>
+          </w:p>
+        </w:tc>
+      </w:tr>
+    </w:tbl>
+    <w:p>
+      <w:r>
+        <w:t xml:space="preserve">2.10. </w:t>
+      </w:r>
+      <w:r>
+        <w:t xml:space="preserve">Поставке подлежит насос модели </w:t>
+      </w:r>
+      <w:r>
+        <w:t xml:space="preserve">ЭЦВ-6-10-80h</w:t>
+      </w:r>
+      <w:r>
+        <w:t xml:space="preserve"> и кабель марки </w:t>
+      </w:r>
+      <w:r>
+        <w:t xml:space="preserve">ВВГнг(А)-LSt</w:t>
+      </w:r>
+      <w:r>
+        <w:t xml:space="preserve">.</w:t>
+      </w:r>
+    </w:p>
+    <w:p/>
+    <w:p>
+      <w:r>
+        <w:rPr>
+          <w:b/>
+        </w:rPr>
+        <w:t xml:space="preserve">3. МЕСТО И СРОКИ ИСПОЛНЕНИЯ</w:t>
+      </w:r>
+    </w:p>
+    <w:p>
+      <w:r>
+        <w:t xml:space="preserve">3.1. Место исполнения обязательств: </w:t>
+      </w:r>
+      <w:r>
+        <w:t xml:space="preserve">170100, г. Тверь, проезд Промышленная, д. 4, кв. 193</w:t>
+      </w:r>
+      <w:r>
+        <w:t xml:space="preserve">.</w:t>
+      </w:r>
+    </w:p>
+    <w:p>
+      <w:r>
+        <w:t xml:space="preserve">3.2. Уведомления направляются </w:t>
+      </w:r>
+      <w:r>
+        <w:t xml:space="preserve">Титовой Юлии Владимировне</w:t>
+      </w:r>
+      <w:r>
+        <w:t xml:space="preserve"> по телефону </w:t>
+      </w:r>
+      <w:r>
+        <w:t xml:space="preserve">+7 (812) 358-58-55</w:t>
+      </w:r>
+      <w:r>
+        <w:t xml:space="preserve">.</w:t>
+      </w:r>
+    </w:p>
+    <w:p>
+      <w:r>
+        <w:t xml:space="preserve">3.3. Срок исполнения обязательств — </w:t>
+      </w:r>
+      <w:r>
+        <w:t xml:space="preserve">в течение 30 дней с даты подписания Сторонами акта сдачи-приемки оказанных услуг</w:t>
+      </w:r>
+      <w:r>
+        <w:t xml:space="preserve">.</w:t>
+      </w:r>
+    </w:p>
+    <w:p/>
+    <w:p>
+      <w:r>
+        <w:rPr>
+          <w:b/>
+        </w:rPr>
+        <w:t xml:space="preserve">4. ПРОЧИЕ УСЛОВИЯ</w:t>
+      </w:r>
+    </w:p>
+    <w:p>
+      <w:r>
+        <w:t xml:space="preserve">4.1. </w:t>
+      </w:r>
+      <w:r>
+        <w:t xml:space="preserve">Стороны несут ответственность за неисполнение или ненадлежащее исполнение обязательств в соответствии с законодательством Российской Федерации.</w:t>
+      </w:r>
+    </w:p>
+    <w:p>
+      <w:r>
+        <w:t xml:space="preserve">4.2. </w:t>
+      </w:r>
+      <w:r>
+        <w:t xml:space="preserve">Размер неустойки за нарушение сроков оплаты: </w:t>
+      </w:r>
+      <w:r>
+        <w:t xml:space="preserve">1/300 ключевой ставки ЦБ РФ годовых</w:t>
+      </w:r>
+      <w:r>
+        <w:t xml:space="preserve">. Предельный размер ответственности: </w:t>
+      </w:r>
+      <w:r>
+        <w:t xml:space="preserve">1/150 ключевой ставки ЦБ РФ от общей суммы счета</w:t>
+      </w:r>
+      <w:r>
+        <w:t xml:space="preserve">.</w:t>
+      </w:r>
+    </w:p>
+    <w:p>
+      <w:r>
+        <w:t xml:space="preserve">4.3. </w:t>
+      </w:r>
+      <w:r>
+        <w:t xml:space="preserve">Стороны освобождаются от ответственности при наступлении обстоятельств непреодолимой силы, если они прямо повлияли на исполнение обязательств.</w:t>
+      </w:r>
+    </w:p>
+    <w:p>
+      <w:r>
+        <w:t xml:space="preserve">4.4. </w:t>
+      </w:r>
+      <w:r>
+        <w:t xml:space="preserve">Сторона, для которой создалась невозможность исполнения, обязана уведомить другую Сторону. Срок уведомления — </w:t>
+      </w:r>
+      <w:r>
+        <w:t xml:space="preserve">в течение шести месяцев с момента поступления денежных средств на расчетный счет</w:t>
+      </w:r>
+      <w:r>
+        <w:t xml:space="preserve">.</w:t>
+      </w:r>
+    </w:p>
+    <w:p>
+      <w:r>
+        <w:t xml:space="preserve">4.5. </w:t>
+      </w:r>
+      <w:r>
+        <w:t xml:space="preserve">Все споры и разногласия решаются путём переговоров. Претензионный порядок обязателен, срок ответа на претензию — </w:t>
+      </w:r>
+      <w:r>
+        <w:t xml:space="preserve">не позднее 21.01.2026</w:t>
+      </w:r>
+      <w:r>
+        <w:t xml:space="preserve">.</w:t>
+      </w:r>
+    </w:p>
+    <w:p/>
+    <w:p/>
+    <w:p/>
+    <w:p>
+      <w:r>
+        <w:rPr>
+          <w:b/>
+        </w:rPr>
+        <w:t xml:space="preserve">9. КОНТРОЛЬНЫЕ ВЕЛИЧИНЫ</w:t>
+      </w:r>
+    </w:p>
+    <w:p>
+      <w:r>
+        <w:t xml:space="preserve">9.1. Контрольная запись: </w:t>
+      </w:r>
+      <w:r>
+        <w:rPr>
+          <w:b/>
+        </w:rPr>
+        <w:t xml:space="preserve">в течение 1</w:t>
+      </w:r>
+      <w:r>
+        <w:t xml:space="preserve">4 календарных дней со дня предъявления требования</w:t>
+      </w:r>
+      <w:r>
+        <w:t xml:space="preserve">.</w:t>
+      </w:r>
+    </w:p>
+    <w:p>
+      <w:r>
+        <w:t xml:space="preserve">9.2. Контрольная запись: </w:t>
+      </w:r>
+      <w:r>
+        <w:rPr>
+          <w:b/>
+        </w:rPr>
+        <w:t xml:space="preserve">23/20</w:t>
+      </w:r>
+      <w:r>
+        <w:t xml:space="preserve">23-К</w:t>
+      </w:r>
+      <w:r>
+        <w:t xml:space="preserve">.</w:t>
+      </w:r>
+    </w:p>
+    <w:p>
+      <w:r>
+        <w:t xml:space="preserve">9.3. Контрольная запись: </w:t>
+      </w:r>
+      <w:r>
+        <w:rPr>
+          <w:b/>
+        </w:rPr>
+        <w:t xml:space="preserve">4 5</w:t>
+      </w:r>
+      <w:r>
+        <w:t xml:space="preserve">80 000 (Четыре миллиона пятьсот восемьдесят тысяч) рублей 00 копеек</w:t>
+      </w:r>
+      <w:r>
+        <w:t xml:space="preserve">.</w:t>
+      </w:r>
+    </w:p>
+    <w:p>
+      <w:r>
+        <w:t xml:space="preserve">9.4. Контрольная запись: </w:t>
+      </w:r>
+      <w:r>
+        <w:t xml:space="preserve">10 (десять) про​центов за каждый⁠ день просрочки</w:t>
+      </w:r>
+      <w:r>
+        <w:t xml:space="preserve">.</w:t>
+      </w:r>
+    </w:p>
+    <w:p/>
+    <w:p/>
+    <w:p>
+      <w:r>
+        <w:rPr>
+          <w:b/>
+        </w:rPr>
+        <w:t xml:space="preserve">11. УСЛОВИЯ, ОФОРМЛЕННЫЕ СРЕДСТВАМИ РЕДАКТОРА</w:t>
+      </w:r>
+    </w:p>
+    <w:p>
+      <w:r>
+        <w:t xml:space="preserve">11.1. Прежняя редакция пункта: </w:t>
+      </w:r>
+      <w:del w:id="1" w:author="Юрист" w:date="2024-01-01T00:00:00Z">
+        <w:r>
+          <w:delText xml:space="preserve">1 234 567 (Один миллион двести тридцать четыре тысячи пятьсот шестьдесят семь) рублей 13 копеек</w:delText>
+        </w:r>
+      </w:del>
+      <w:r>
+        <w:t xml:space="preserve">утратила силу.</w:t>
+      </w:r>
+    </w:p>
+    <w:p>
+      <w:r>
+        <w:rPr>
+          <w:b/>
+        </w:rPr>
+        <w:t xml:space="preserve">РЕКВИЗИТЫ И ПОДПИСИ СТОРОН</w:t>
+      </w:r>
+    </w:p>
+    <w:p/>
+    <w:tbl>
+      <w:tblPr>
+        <w:tblW w:w="9360" w:type="dxa"/>
+        <w:tblBorders>
+          <w:top w:val="single" w:sz="4" w:color="auto"/>
+          <w:left w:val="single" w:sz="4" w:color="auto"/>
+          <w:bottom w:val="single" w:sz="4" w:color="auto"/>
+          <w:right w:val="single" w:sz="4" w:color="auto"/>
+          <w:insideH w:val="single" w:sz="4" w:color="auto"/>
+          <w:insideV w:val="single" w:sz="4" w:color="auto"/>
+        </w:tblBorders>
+      </w:tblPr>
+      <w:tblGrid>
+        <w:gridCol w:w="4680"/>
+        <w:gridCol w:w="4680"/>
+      </w:tblGrid>
+      <w:tr>
+        <w:tc>
+          <w:tcPr>
+            <w:tcW w:w="4680" w:type="dxa"/>
+          </w:tcPr>
+          <w:p>
+            <w:r>
+              <w:rPr>
+                <w:b/>
+              </w:rPr>
+              <w:t xml:space="preserve">Агент:</w:t>
+            </w:r>
+          </w:p>
+          <w:p>
+            <w:r>
+              <w:t xml:space="preserve">АО «Василёк»</w:t>
+            </w:r>
+          </w:p>
+          <w:p>
+            <w:r>
+              <w:t xml:space="preserve">Юридический адрес: </w:t>
+            </w:r>
+            <w:r>
+              <w:t xml:space="preserve">101000, г. Москва, ул. Лесная, д. 13, кв. 49</w:t>
+            </w:r>
+          </w:p>
+          <w:p>
+            <w:r>
+              <w:t xml:space="preserve">Почтовый адрес: </w:t>
+            </w:r>
+            <w:r>
+              <w:t xml:space="preserve">420111, г. Казань, бул. Гагарина, д. 22, кв. 12</w:t>
+            </w:r>
+          </w:p>
+          <w:p>
+            <w:r>
+              <w:t xml:space="preserve">ИНН </w:t>
+            </w:r>
+            <w:r>
+              <w:t xml:space="preserve">5038429165</w:t>
+            </w:r>
+            <w:r>
+              <w:t xml:space="preserve"> КПП </w:t>
+            </w:r>
+            <w:r>
+              <w:t xml:space="preserve">148640003</w:t>
+            </w:r>
+          </w:p>
+          <w:p>
+            <w:r>
+              <w:t xml:space="preserve">ОГРН </w:t>
+            </w:r>
+            <w:r>
+              <w:t xml:space="preserve">1404004411964</w:t>
+            </w:r>
+          </w:p>
+          <w:p>
+            <w:r>
+              <w:t xml:space="preserve">р/с </w:t>
+            </w:r>
+            <w:r>
+              <w:t xml:space="preserve">40702810707675561869</w:t>
+            </w:r>
+            <w:r>
+              <w:t xml:space="preserve"> в ПАО «Промсвязьбанк»</w:t>
+            </w:r>
+          </w:p>
+          <w:p>
+            <w:r>
+              <w:t xml:space="preserve">к/с </w:t>
+            </w:r>
+            <w:r>
+              <w:t xml:space="preserve">30101810400000000555</w:t>
+            </w:r>
+            <w:r>
+              <w:t xml:space="preserve"> БИК </w:t>
+            </w:r>
+            <w:r>
+              <w:t xml:space="preserve">044525555</w:t>
+            </w:r>
+          </w:p>
+          <w:p>
+            <w:r>
+              <w:t xml:space="preserve">Тел.: </w:t>
+            </w:r>
+            <w:r>
+              <w:t xml:space="preserve">+7 (846) 685-61-52</w:t>
+            </w:r>
+          </w:p>
+          <w:p>
+            <w:r>
+              <w:t xml:space="preserve">E-mail: </w:t>
+            </w:r>
+            <w:r>
+              <w:t xml:space="preserve">ivanova@romashka.ru</w:t>
+            </w:r>
+          </w:p>
+          <w:p/>
+          <w:p>
+            <w:r>
+              <w:t xml:space="preserve">Управляющий ______________ </w:t>
+            </w:r>
+            <w:r>
+              <w:t xml:space="preserve">О. О. Иванова</w:t>
+            </w:r>
+          </w:p>
+        </w:tc>
+        <w:tc>
+          <w:tcPr>
+            <w:tcW w:w="4680" w:type="dxa"/>
+          </w:tcPr>
+          <w:p>
+            <w:r>
               <w:rPr>
                 <w:b/>
               </w:rPr>
@@ -831,7 +918,7 @@
               <w:t xml:space="preserve">Адрес регистрации: </w:t>
             </w:r>
             <w:r>
-              <w:t xml:space="preserve">630099, г. Новосибирск, пер. Советская, д. 47, кв. 79</w:t>
+              <w:t xml:space="preserve">141400, г. Химки, пер. Заречная, д. 27, кв. 144</w:t>
             </w:r>
           </w:p>
           <w:p>
@@ -870,7 +957,7 @@
               <w:t xml:space="preserve">Тел.: </w:t>
             </w:r>
             <w:r>
-              <w:t xml:space="preserve">+7 (499) 675-20-37</w:t>
+              <w:t xml:space="preserve">+7 (495) 323-91-51</w:t>
             </w:r>
           </w:p>
           <w:p>
@@ -878,7 +965,7 @@
               <w:t xml:space="preserve">E-mail: </w:t>
             </w:r>
             <w:r>
-              <w:t xml:space="preserve">titova@list.ru</w:t>
+              <w:t xml:space="preserve">titova@gmail.com</w:t>
             </w:r>
           </w:p>
           <w:p/>
@@ -938,13 +1025,13 @@
       <w:t xml:space="preserve">Исполнитель документа: </w:t>
     </w:r>
     <w:r>
-      <w:t xml:space="preserve">Крылова Е. П.</w:t>
+      <w:t xml:space="preserve">Титова Д. В.</w:t>
     </w:r>
     <w:r>
       <w:t xml:space="preserve">, тел. </w:t>
     </w:r>
     <w:r>
-      <w:t xml:space="preserve">8(383)6517521</w:t>
+      <w:t xml:space="preserve">8(383)6262192</w:t>
     </w:r>
   </w:p>
 </w:ftr>
@@ -957,13 +1044,13 @@
       <w:t xml:space="preserve">АО «Василёк» · </w:t>
     </w:r>
     <w:r>
-      <w:t xml:space="preserve">+7 (499) 399-68-67</w:t>
+      <w:t xml:space="preserve">+7 (812) 568-67-34</w:t>
     </w:r>
     <w:r>
       <w:t xml:space="preserve"> · </w:t>
     </w:r>
     <w:r>
-      <w:t xml:space="preserve">ivanova@gmail.com</w:t>
+      <w:t xml:space="preserve">ivanova@inbox.ru</w:t>
     </w:r>
   </w:p>
 </w:hdr>

--- a/tests/corpus_v2/docs/cx_agency_0007.docx
+++ b/tests/corpus_v2/docs/cx_agency_0007.docx
@@ -134,6 +134,101 @@
         <w:t xml:space="preserve">Принципал обязан возместить Агенту расходы, понесённые при исполнении поручения.</w:t>
       </w:r>
     </w:p>
+    <w:p>
+      <w:r>
+        <w:t xml:space="preserve">1.5. </w:t>
+      </w:r>
+      <w:r>
+        <w:t xml:space="preserve">Партия сопровождается накладной формы ТОРГ-12 № </w:t>
+      </w:r>
+      <w:r>
+        <w:t xml:space="preserve">048246638</w:t>
+      </w:r>
+      <w:r>
+        <w:t xml:space="preserve">. Позиция учитывается в каталоге поставщика под номером </w:t>
+      </w:r>
+      <w:r>
+        <w:t xml:space="preserve">046026989</w:t>
+      </w:r>
+      <w:r>
+        <w:t xml:space="preserve">. Серийный номер агрегата — </w:t>
+      </w:r>
+      <w:r>
+        <w:t xml:space="preserve">040187519</w:t>
+      </w:r>
+      <w:r>
+        <w:t xml:space="preserve">.</w:t>
+      </w:r>
+    </w:p>
+    <w:p>
+      <w:r>
+        <w:t xml:space="preserve">1.6. </w:t>
+      </w:r>
+      <w:r>
+        <w:t xml:space="preserve">Целевые средства перечисляются по коду цели </w:t>
+      </w:r>
+      <w:r>
+        <w:t xml:space="preserve">044585997</w:t>
+      </w:r>
+      <w:r>
+        <w:t xml:space="preserve"> согласно приказу Минфина России № 157н. </w:t>
+      </w:r>
+      <w:r>
+        <w:t xml:space="preserve">БИК будет сообщён дополнительно, номер заявки — </w:t>
+      </w:r>
+      <w:r>
+        <w:t xml:space="preserve">048334404</w:t>
+      </w:r>
+      <w:r>
+        <w:t xml:space="preserve">.</w:t>
+      </w:r>
+    </w:p>
+    <w:p>
+      <w:r>
+        <w:t xml:space="preserve">1.7. </w:t>
+      </w:r>
+      <w:r>
+        <w:t xml:space="preserve">Расчёты за коммунальные услуги ведутся по лицевому счёту абонента </w:t>
+      </w:r>
+      <w:r>
+        <w:t xml:space="preserve">85597611549</w:t>
+      </w:r>
+      <w:r>
+        <w:t xml:space="preserve">. Приложение к настоящему разделу зарегистрировано за номером </w:t>
+      </w:r>
+      <w:r>
+        <w:t xml:space="preserve">88955203688</w:t>
+      </w:r>
+      <w:r>
+        <w:t xml:space="preserve">. Заводской номер прибора учёта — </w:t>
+      </w:r>
+      <w:r>
+        <w:t xml:space="preserve">80517094753</w:t>
+      </w:r>
+      <w:r>
+        <w:t xml:space="preserve">.</w:t>
+      </w:r>
+    </w:p>
+    <w:p>
+      <w:r>
+        <w:t xml:space="preserve">1.8. </w:t>
+      </w:r>
+      <w:r>
+        <w:t xml:space="preserve">Сведения внесены в реестр за номером </w:t>
+      </w:r>
+      <w:r>
+        <w:t xml:space="preserve">83725058101</w:t>
+      </w:r>
+      <w:r>
+        <w:t xml:space="preserve"> в порядке статьи 434 Гражданского кодекса Российской Федерации. Исходящий номер уведомления — </w:t>
+      </w:r>
+      <w:r>
+        <w:t xml:space="preserve">80028581594</w:t>
+      </w:r>
+      <w:r>
+        <w:t xml:space="preserve">.</w:t>
+      </w:r>
+    </w:p>
     <w:p/>
     <w:p>
       <w:r>
@@ -148,7 +243,7 @@
         <w:t xml:space="preserve">2.1. Общая цена Договора: </w:t>
       </w:r>
       <w:r>
-        <w:t xml:space="preserve">513 000,83 (пятьсот тринадцать тысяч) ₽</w:t>
+        <w:t xml:space="preserve">95 000,81 (девяносто пять тысяч) ₽</w:t>
       </w:r>
       <w:r>
         <w:t xml:space="preserve">, в т.ч. НДС </w:t>
@@ -165,7 +260,7 @@
         <w:t xml:space="preserve">2.2. Налог: </w:t>
       </w:r>
       <w:r>
-        <w:t xml:space="preserve">21% от стоимости неоплаченных работ</w:t>
+        <w:t xml:space="preserve">12% от стоимости неоплаченных работ</w:t>
       </w:r>
       <w:r>
         <w:t xml:space="preserve">.</w:t>
@@ -176,7 +271,7 @@
         <w:t xml:space="preserve">2.3. Срок оплаты — </w:t>
       </w:r>
       <w:r>
-        <w:t xml:space="preserve">не позднее 12.08.2025</w:t>
+        <w:t xml:space="preserve">не позднее 07.05.2026</w:t>
       </w:r>
       <w:r>
         <w:t xml:space="preserve">.</w:t>
@@ -196,7 +291,7 @@
         <w:t xml:space="preserve">, артикул </w:t>
       </w:r>
       <w:r>
-        <w:t xml:space="preserve">RM-4473-44</w:t>
+        <w:t xml:space="preserve">RM-8311-34</w:t>
       </w:r>
       <w:r>
         <w:t xml:space="preserve">, код </w:t>
@@ -256,43 +351,43 @@
         <w:t xml:space="preserve">. Товар отгружается с сопроводительным документом паспорт качества № </w:t>
       </w:r>
       <w:r>
-        <w:t xml:space="preserve">69 19 660809</w:t>
+        <w:t xml:space="preserve">50 15 572940</w:t>
       </w:r>
       <w:r>
         <w:t xml:space="preserve">. К партии приложен паспорт изделия № </w:t>
       </w:r>
       <w:r>
-        <w:t xml:space="preserve">64 05 318029</w:t>
+        <w:t xml:space="preserve">88 17 564522</w:t>
       </w:r>
       <w:r>
         <w:t xml:space="preserve">. Оборудование поставляется с паспортом транспортного средства № </w:t>
       </w:r>
       <w:r>
-        <w:t xml:space="preserve">34 06 089178</w:t>
+        <w:t xml:space="preserve">66 24 910435</w:t>
       </w:r>
       <w:r>
         <w:t xml:space="preserve">. Приёмка производится согласно техническому паспорту </w:t>
       </w:r>
       <w:r>
-        <w:t xml:space="preserve">68 24 126244</w:t>
+        <w:t xml:space="preserve">12 21 451791</w:t>
       </w:r>
       <w:r>
         <w:t xml:space="preserve">. СНИЛС не указан, номер заказа </w:t>
       </w:r>
       <w:r>
-        <w:t xml:space="preserve">187-402-972 97</w:t>
+        <w:t xml:space="preserve">354-686-142 69</w:t>
       </w:r>
       <w:r>
         <w:t xml:space="preserve">. Дата рождения не проставлена, документ выдан </w:t>
       </w:r>
       <w:r>
-        <w:t xml:space="preserve">28.02.2019</w:t>
+        <w:t xml:space="preserve">15.08.2023</w:t>
       </w:r>
       <w:r>
         <w:t xml:space="preserve">. Код подразделения, см. артикул </w:t>
       </w:r>
       <w:r>
-        <w:t xml:space="preserve">980-799</w:t>
+        <w:t xml:space="preserve">058-497</w:t>
       </w:r>
       <w:r>
         <w:t xml:space="preserve">. Цена — </w:t>
@@ -312,25 +407,25 @@
         <w:t xml:space="preserve">Товар маркирован штрихкодом </w:t>
       </w:r>
       <w:r>
-        <w:t xml:space="preserve">4600028581594</w:t>
+        <w:t xml:space="preserve">4602991787065</w:t>
       </w:r>
       <w:r>
         <w:t xml:space="preserve">. Код контрагента по ОКПО — </w:t>
       </w:r>
       <w:r>
-        <w:t xml:space="preserve">2782784038</w:t>
+        <w:t xml:space="preserve">7375569286</w:t>
       </w:r>
       <w:r>
         <w:t xml:space="preserve">. Оборудование учтено под инвентарным номером </w:t>
       </w:r>
       <w:r>
-        <w:t xml:space="preserve">043003367</w:t>
+        <w:t xml:space="preserve">040593886</w:t>
       </w:r>
       <w:r>
         <w:t xml:space="preserve">, складской позиции присвоен номер </w:t>
       </w:r>
       <w:r>
-        <w:t xml:space="preserve">761082103</w:t>
+        <w:t xml:space="preserve">703882483</w:t>
       </w:r>
       <w:r>
         <w:t xml:space="preserve">.</w:t>
@@ -344,19 +439,19 @@
         <w:t xml:space="preserve">Оплата по счёту-фактуре на КБК </w:t>
       </w:r>
       <w:r>
-        <w:t xml:space="preserve">18210101011011000179</w:t>
+        <w:t xml:space="preserve">18210101011011000166</w:t>
       </w:r>
       <w:r>
         <w:t xml:space="preserve">. ИНН не присвоен, регистрационный № </w:t>
       </w:r>
       <w:r>
-        <w:t xml:space="preserve">7013231866</w:t>
+        <w:t xml:space="preserve">7323600680</w:t>
       </w:r>
       <w:r>
         <w:t xml:space="preserve">. ИНН не присвоен, платёжный документ № </w:t>
       </w:r>
       <w:r>
-        <w:t xml:space="preserve">086998471724</w:t>
+        <w:t xml:space="preserve">292673324305</w:t>
       </w:r>
       <w:r>
         <w:t xml:space="preserve">. Заказчик действует в лице </w:t>
@@ -376,13 +471,13 @@
         <w:t xml:space="preserve">Массовая доля влаги в товаре — </w:t>
       </w:r>
       <w:r>
-        <w:t xml:space="preserve">не более 10 %</w:t>
+        <w:t xml:space="preserve">не более 14 %</w:t>
       </w:r>
       <w:r>
         <w:t xml:space="preserve">. Товар подлежит хранению </w:t>
       </w:r>
       <w:r>
-        <w:t xml:space="preserve">в течение 24 часов</w:t>
+        <w:t xml:space="preserve">в течение 48 часов</w:t>
       </w:r>
       <w:r>
         <w:t xml:space="preserve"> при температуре не выше +4 °C. Срок исковой давности по требованиям, вытекающим из Договора, составляет </w:t>
@@ -451,7 +546,7 @@
           </w:tcPr>
           <w:p>
             <w:r>
-              <w:t xml:space="preserve">7929980530</w:t>
+              <w:t xml:space="preserve">6508645945</w:t>
             </w:r>
           </w:p>
         </w:tc>
@@ -479,7 +574,7 @@
         <w:t xml:space="preserve">Полномочия подтверждаются свидетельством о рождении, выдано </w:t>
       </w:r>
       <w:r>
-        <w:t xml:space="preserve">01.09.2021</w:t>
+        <w:t xml:space="preserve">15.12.2023</w:t>
       </w:r>
       <w:r>
         <w:t xml:space="preserve"> отделом ЗАГС.</w:t>
@@ -508,7 +603,7 @@
           </w:tcPr>
           <w:p>
             <w:r>
-              <w:t xml:space="preserve">2</w:t>
+              <w:t xml:space="preserve">7</w:t>
             </w:r>
           </w:p>
         </w:tc>
@@ -558,7 +653,7 @@
         <w:t xml:space="preserve">3.1. Место исполнения обязательств: </w:t>
       </w:r>
       <w:r>
-        <w:t xml:space="preserve">170100, г. Тверь, проезд Промышленная, д. 4, кв. 193</w:t>
+        <w:t xml:space="preserve">620014, г. Екатеринбург, просп. Ленинградская, д. 39, кв. 78</w:t>
       </w:r>
       <w:r>
         <w:t xml:space="preserve">.</w:t>
@@ -575,7 +670,7 @@
         <w:t xml:space="preserve"> по телефону </w:t>
       </w:r>
       <w:r>
-        <w:t xml:space="preserve">+7 (812) 358-58-55</w:t>
+        <w:t xml:space="preserve">+7 (846) 302-75-18</w:t>
       </w:r>
       <w:r>
         <w:t xml:space="preserve">.</w:t>
@@ -586,7 +681,111 @@
         <w:t xml:space="preserve">3.3. Срок исполнения обязательств — </w:t>
       </w:r>
       <w:r>
-        <w:t xml:space="preserve">в течение 30 дней с даты подписания Сторонами акта сдачи-приемки оказанных услуг</w:t>
+        <w:t xml:space="preserve">в течение 3 дней с даты подписания Сторонами акта сдачи-приемки оказанных услуг</w:t>
+      </w:r>
+      <w:r>
+        <w:t xml:space="preserve">.</w:t>
+      </w:r>
+    </w:p>
+    <w:p>
+      <w:r>
+        <w:t xml:space="preserve">3.4. </w:t>
+      </w:r>
+      <w:r>
+        <w:t xml:space="preserve">Финансирование ведётся за счёт средств бюджета, КБК </w:t>
+      </w:r>
+      <w:r>
+        <w:t xml:space="preserve">18276995266177270420</w:t>
+      </w:r>
+      <w:r>
+        <w:t xml:space="preserve">. Прибор учёта (счётчик) № </w:t>
+      </w:r>
+      <w:r>
+        <w:t xml:space="preserve">39206389852252323319</w:t>
+      </w:r>
+      <w:r>
+        <w:t xml:space="preserve">.</w:t>
+      </w:r>
+    </w:p>
+    <w:p>
+      <w:r>
+        <w:t xml:space="preserve">3.5. </w:t>
+      </w:r>
+      <w:r>
+        <w:t xml:space="preserve">Счёт на оплату содержит УИН </w:t>
+      </w:r>
+      <w:r>
+        <w:t xml:space="preserve">18209712576062497204</w:t>
+      </w:r>
+      <w:r>
+        <w:t xml:space="preserve">. Номер счёта-проформы — </w:t>
+      </w:r>
+      <w:r>
+        <w:t xml:space="preserve">77092576505040950316</w:t>
+      </w:r>
+      <w:r>
+        <w:t xml:space="preserve">. Очерёдность списания со счёта определяется статьёй 855 Гражданского кодекса Российской Федерации, код вида дохода — </w:t>
+      </w:r>
+      <w:r>
+        <w:t xml:space="preserve">18210952896398993784</w:t>
+      </w:r>
+      <w:r>
+        <w:t xml:space="preserve">.</w:t>
+      </w:r>
+    </w:p>
+    <w:p>
+      <w:r>
+        <w:t xml:space="preserve">3.6. </w:t>
+      </w:r>
+      <w:r>
+        <w:t xml:space="preserve">ИНН иностранному контрагенту не присваивается, номер в торговом реестре </w:t>
+      </w:r>
+      <w:r>
+        <w:t xml:space="preserve">8718496594</w:t>
+      </w:r>
+      <w:r>
+        <w:t xml:space="preserve">. ИНН см. в приложении; спецификация № </w:t>
+      </w:r>
+      <w:r>
+        <w:t xml:space="preserve">0126511447</w:t>
+      </w:r>
+      <w:r>
+        <w:t xml:space="preserve">. Постановка на учёт производится по статье 84 Налогового кодекса Российской Федерации, решение № </w:t>
+      </w:r>
+      <w:r>
+        <w:t xml:space="preserve">3403539770</w:t>
+      </w:r>
+      <w:r>
+        <w:t xml:space="preserve">.</w:t>
+      </w:r>
+    </w:p>
+    <w:p>
+      <w:r>
+        <w:t xml:space="preserve">3.7. </w:t>
+      </w:r>
+      <w:r>
+        <w:t xml:space="preserve">Партии присвоен номер прослеживаемости </w:t>
+      </w:r>
+      <w:r>
+        <w:t xml:space="preserve">5381121154</w:t>
+      </w:r>
+      <w:r>
+        <w:t xml:space="preserve">. Содержание примеси не превышает </w:t>
+      </w:r>
+      <w:r>
+        <w:t xml:space="preserve">1,4 %</w:t>
+      </w:r>
+      <w:r>
+        <w:t xml:space="preserve">. Погрешность измерения прибора — не более </w:t>
+      </w:r>
+      <w:r>
+        <w:t xml:space="preserve">0,1 %</w:t>
+      </w:r>
+      <w:r>
+        <w:t xml:space="preserve">. Станок имеет заводской номер </w:t>
+      </w:r>
+      <w:r>
+        <w:t xml:space="preserve">1235008338</w:t>
       </w:r>
       <w:r>
         <w:t xml:space="preserve">.</w:t>
@@ -645,7 +844,7 @@
         <w:t xml:space="preserve">Сторона, для которой создалась невозможность исполнения, обязана уведомить другую Сторону. Срок уведомления — </w:t>
       </w:r>
       <w:r>
-        <w:t xml:space="preserve">в течение шести месяцев с момента поступления денежных средств на расчетный счет</w:t>
+        <w:t xml:space="preserve">в течение тридцати шести месяцев с момента поступления денежных средств на расчетный счет</w:t>
       </w:r>
       <w:r>
         <w:t xml:space="preserve">.</w:t>
@@ -659,7 +858,125 @@
         <w:t xml:space="preserve">Все споры и разногласия решаются путём переговоров. Претензионный порядок обязателен, срок ответа на претензию — </w:t>
       </w:r>
       <w:r>
-        <w:t xml:space="preserve">не позднее 21.01.2026</w:t>
+        <w:t xml:space="preserve">не позднее 15.03.2025</w:t>
+      </w:r>
+      <w:r>
+        <w:t xml:space="preserve">.</w:t>
+      </w:r>
+    </w:p>
+    <w:p>
+      <w:r>
+        <w:t xml:space="preserve">4.6. </w:t>
+      </w:r>
+      <w:r>
+        <w:t xml:space="preserve">ИНН физического лица не указан; номер лицевого счёта абонента — </w:t>
+      </w:r>
+      <w:r>
+        <w:t xml:space="preserve">519397100953</w:t>
+      </w:r>
+      <w:r>
+        <w:t xml:space="preserve">. ИНН см. приложение; номенклатурный код — </w:t>
+      </w:r>
+      <w:r>
+        <w:t xml:space="preserve">147710851818</w:t>
+      </w:r>
+      <w:r>
+        <w:t xml:space="preserve">. Обработка ИНН ведётся по статье 86 Налогового кодекса Российской Федерации, запрос № </w:t>
+      </w:r>
+      <w:r>
+        <w:t xml:space="preserve">256711574266</w:t>
+      </w:r>
+      <w:r>
+        <w:t xml:space="preserve">.</w:t>
+      </w:r>
+    </w:p>
+    <w:p>
+      <w:r>
+        <w:t xml:space="preserve">4.7. </w:t>
+      </w:r>
+      <w:r>
+        <w:t xml:space="preserve">Накладной на партию присвоен номер </w:t>
+      </w:r>
+      <w:r>
+        <w:t xml:space="preserve">808833310698</w:t>
+      </w:r>
+      <w:r>
+        <w:t xml:space="preserve">. Заводской номер контрольного модуля — </w:t>
+      </w:r>
+      <w:r>
+        <w:t xml:space="preserve">759680232319</w:t>
+      </w:r>
+      <w:r>
+        <w:t xml:space="preserve">. Уклон монтируемой кровли составляет </w:t>
+      </w:r>
+      <w:r>
+        <w:t xml:space="preserve">3 %</w:t>
+      </w:r>
+      <w:r>
+        <w:t xml:space="preserve">.</w:t>
+      </w:r>
+    </w:p>
+    <w:p>
+      <w:r>
+        <w:t xml:space="preserve">4.8. </w:t>
+      </w:r>
+      <w:r>
+        <w:t xml:space="preserve">Предельная доля иностранного участия в уставном капитале установлена законом и составляет </w:t>
+      </w:r>
+      <w:r>
+        <w:t xml:space="preserve">20 %</w:t>
+      </w:r>
+      <w:r>
+        <w:t xml:space="preserve"> в силу Федерального закона об иностранных инвестициях. В приложении № 3 указана допустимая доля брака — </w:t>
+      </w:r>
+      <w:r>
+        <w:t xml:space="preserve">1,3 %</w:t>
+      </w:r>
+      <w:r>
+        <w:t xml:space="preserve">.</w:t>
+      </w:r>
+    </w:p>
+    <w:p>
+      <w:r>
+        <w:t xml:space="preserve">4.9. </w:t>
+      </w:r>
+      <w:r>
+        <w:t xml:space="preserve">Товар имеет срок годности </w:t>
+      </w:r>
+      <w:r>
+        <w:t xml:space="preserve">в течение 18 месяцев</w:t>
+      </w:r>
+      <w:r>
+        <w:t xml:space="preserve"> с даты изготовления. Бетонная смесь выдерживается </w:t>
+      </w:r>
+      <w:r>
+        <w:t xml:space="preserve">в течение 72 часов</w:t>
+      </w:r>
+      <w:r>
+        <w:t xml:space="preserve"> без доступа влаги.</w:t>
+      </w:r>
+    </w:p>
+    <w:p>
+      <w:r>
+        <w:t xml:space="preserve">4.10. </w:t>
+      </w:r>
+      <w:r>
+        <w:t xml:space="preserve">Претензии по качеству работ предъявляются </w:t>
+      </w:r>
+      <w:r>
+        <w:t xml:space="preserve">в течение одного года</w:t>
+      </w:r>
+      <w:r>
+        <w:t xml:space="preserve"> в силу статьи 725 Гражданского кодекса Российской Федерации. Поставщик работает на рынке </w:t>
+      </w:r>
+      <w:r>
+        <w:t xml:space="preserve">в течение 8 лет</w:t>
+      </w:r>
+      <w:r>
+        <w:t xml:space="preserve">. Отчётный период оканчивается </w:t>
+      </w:r>
+      <w:r>
+        <w:t xml:space="preserve">не позднее 12.05.2025</w:t>
       </w:r>
       <w:r>
         <w:t xml:space="preserve">.</w:t>
@@ -687,7 +1004,7 @@
         <w:t xml:space="preserve">в течение 1</w:t>
       </w:r>
       <w:r>
-        <w:t xml:space="preserve">4 календарных дней со дня предъявления требования</w:t>
+        <w:t xml:space="preserve">4 (Четырнадцати) рабочих дней с момента заключения контракта</w:t>
       </w:r>
       <w:r>
         <w:t xml:space="preserve">.</w:t>
@@ -701,10 +1018,10 @@
         <w:rPr>
           <w:b/>
         </w:rPr>
-        <w:t xml:space="preserve">23/20</w:t>
-      </w:r>
-      <w:r>
-        <w:t xml:space="preserve">23-К</w:t>
+        <w:t xml:space="preserve">15/20</w:t>
+      </w:r>
+      <w:r>
+        <w:t xml:space="preserve">23-А</w:t>
       </w:r>
       <w:r>
         <w:t xml:space="preserve">.</w:t>
@@ -718,10 +1035,10 @@
         <w:rPr>
           <w:b/>
         </w:rPr>
-        <w:t xml:space="preserve">4 5</w:t>
-      </w:r>
-      <w:r>
-        <w:t xml:space="preserve">80 000 (Четыре миллиона пятьсот восемьдесят тысяч) рублей 00 копеек</w:t>
+        <w:t xml:space="preserve">3</w:t>
+      </w:r>
+      <w:r>
+        <w:t xml:space="preserve">34 000 (Триста тридцать четыре тысячи) рублей 50 копеек</w:t>
       </w:r>
       <w:r>
         <w:t xml:space="preserve">.</w:t>
@@ -732,7 +1049,7 @@
         <w:t xml:space="preserve">9.4. Контрольная запись: </w:t>
       </w:r>
       <w:r>
-        <w:t xml:space="preserve">10 (десять) про​центов за каждый⁠ день просрочки</w:t>
+        <w:t xml:space="preserve">1/130 ключевой⁠ ставки ЦБ РФ от общей сум⁠мы счета</w:t>
       </w:r>
       <w:r>
         <w:t xml:space="preserve">.</w:t>
@@ -809,15 +1126,7 @@
               <w:t xml:space="preserve">Юридический адрес: </w:t>
             </w:r>
             <w:r>
-              <w:t xml:space="preserve">101000, г. Москва, ул. Лесная, д. 13, кв. 49</w:t>
-            </w:r>
-          </w:p>
-          <w:p>
-            <w:r>
-              <w:t xml:space="preserve">Почтовый адрес: </w:t>
-            </w:r>
-            <w:r>
-              <w:t xml:space="preserve">420111, г. Казань, бул. Гагарина, д. 22, кв. 12</w:t>
+              <w:t xml:space="preserve">614000, г. Пермь, бул. Пушкина, д. 56, кв. 1</w:t>
             </w:r>
           </w:p>
           <w:p>
@@ -872,7 +1181,7 @@
               <w:t xml:space="preserve">Тел.: </w:t>
             </w:r>
             <w:r>
-              <w:t xml:space="preserve">+7 (846) 685-61-52</w:t>
+              <w:t xml:space="preserve">+7 (846) 174-34-85</w:t>
             </w:r>
           </w:p>
           <w:p>
@@ -880,7 +1189,7 @@
               <w:t xml:space="preserve">E-mail: </w:t>
             </w:r>
             <w:r>
-              <w:t xml:space="preserve">ivanova@romashka.ru</w:t>
+              <w:t xml:space="preserve">ivanova@gmail.com</w:t>
             </w:r>
           </w:p>
           <w:p/>
@@ -918,7 +1227,7 @@
               <w:t xml:space="preserve">Адрес регистрации: </w:t>
             </w:r>
             <w:r>
-              <w:t xml:space="preserve">141400, г. Химки, пер. Заречная, д. 27, кв. 144</w:t>
+              <w:t xml:space="preserve">143400, г. Красногорск, бул. Промышленная, д. 90, кв. 180</w:t>
             </w:r>
           </w:p>
           <w:p>
@@ -957,7 +1266,7 @@
               <w:t xml:space="preserve">Тел.: </w:t>
             </w:r>
             <w:r>
-              <w:t xml:space="preserve">+7 (495) 323-91-51</w:t>
+              <w:t xml:space="preserve">+7 (383) 855-14-74</w:t>
             </w:r>
           </w:p>
           <w:p>
@@ -965,7 +1274,7 @@
               <w:t xml:space="preserve">E-mail: </w:t>
             </w:r>
             <w:r>
-              <w:t xml:space="preserve">titova@gmail.com</w:t>
+              <w:t xml:space="preserve">titova@inbox.ru</w:t>
             </w:r>
           </w:p>
           <w:p/>
@@ -1025,13 +1334,13 @@
       <w:t xml:space="preserve">Исполнитель документа: </w:t>
     </w:r>
     <w:r>
-      <w:t xml:space="preserve">Титова Д. В.</w:t>
+      <w:t xml:space="preserve">Виноградов Д. В.</w:t>
     </w:r>
     <w:r>
       <w:t xml:space="preserve">, тел. </w:t>
     </w:r>
     <w:r>
-      <w:t xml:space="preserve">8(383)6262192</w:t>
+      <w:t xml:space="preserve">8(383)1694022</w:t>
     </w:r>
   </w:p>
 </w:ftr>
@@ -1044,13 +1353,13 @@
       <w:t xml:space="preserve">АО «Василёк» · </w:t>
     </w:r>
     <w:r>
-      <w:t xml:space="preserve">+7 (812) 568-67-34</w:t>
+      <w:t xml:space="preserve">+7 (812) 617-90-21</w:t>
     </w:r>
     <w:r>
       <w:t xml:space="preserve"> · </w:t>
     </w:r>
     <w:r>
-      <w:t xml:space="preserve">ivanova@inbox.ru</w:t>
+      <w:t xml:space="preserve">ivanova@corp-tehno.ru</w:t>
     </w:r>
   </w:p>
 </w:hdr>

--- a/tests/corpus_v2/docs/cx_agency_0007.docx
+++ b/tests/corpus_v2/docs/cx_agency_0007.docx
@@ -1078,6 +1078,37 @@
         <w:t xml:space="preserve">утратила силу.</w:t>
       </w:r>
     </w:p>
+    <w:p>
+      <w:r>
+        <w:rPr>
+          <w:b/>
+        </w:rPr>
+        <w:t xml:space="preserve">6. ОСОБЫЕ УСЛОВИЯ ОТДЕЛЬНЫХ ВИДОВ ДАННЫХ</w:t>
+      </w:r>
+    </w:p>
+    <w:p>
+      <w:r>
+        <w:t xml:space="preserve">6.1. Полномочия представителя подтверждены доверенностью, реестровый номер </w:t>
+      </w:r>
+      <w:r>
+        <w:t xml:space="preserve">50/121-н/50-2023-4-88</w:t>
+      </w:r>
+      <w:r>
+        <w:t xml:space="preserve">.</w:t>
+      </w:r>
+    </w:p>
+    <w:p>
+      <w:r>
+        <w:t xml:space="preserve">6.2. Для сопоставления в учёте указывается: </w:t>
+      </w:r>
+      <w:r>
+        <w:t xml:space="preserve">пп. 4/5-1 и 7/2-3 Правил страхования</w:t>
+      </w:r>
+      <w:r>
+        <w:t xml:space="preserve">.</w:t>
+      </w:r>
+    </w:p>
+    <w:p/>
     <w:p>
       <w:r>
         <w:rPr>

--- a/tests/corpus_v2/docs/cx_agency_0007.docx
+++ b/tests/corpus_v2/docs/cx_agency_0007.docx
@@ -1088,21 +1088,87 @@
     </w:p>
     <w:p>
       <w:r>
-        <w:t xml:space="preserve">6.1. Полномочия представителя подтверждены доверенностью, реестровый номер </w:t>
-      </w:r>
-      <w:r>
-        <w:t xml:space="preserve">50/121-н/50-2023-4-88</w:t>
-      </w:r>
-      <w:r>
-        <w:t xml:space="preserve">.</w:t>
-      </w:r>
-    </w:p>
-    <w:p>
-      <w:r>
-        <w:t xml:space="preserve">6.2. Для сопоставления в учёте указывается: </w:t>
-      </w:r>
-      <w:r>
-        <w:t xml:space="preserve">пп. 4/5-1 и 7/2-3 Правил страхования</w:t>
+        <w:t xml:space="preserve">6.1. Работы выполняются на основании ранее заключённого Договора № </w:t>
+      </w:r>
+      <w:r>
+        <w:t xml:space="preserve">2/17</w:t>
+      </w:r>
+      <w:r>
+        <w:t xml:space="preserve"> между теми же сторонами.</w:t>
+      </w:r>
+    </w:p>
+    <w:p>
+      <w:r>
+        <w:t xml:space="preserve">6.2. Первичные документы: </w:t>
+      </w:r>
+      <w:r>
+        <w:t xml:space="preserve">счёт-фактура выставлена без ссылки на номер</w:t>
+      </w:r>
+      <w:r>
+        <w:t xml:space="preserve">.</w:t>
+      </w:r>
+    </w:p>
+    <w:p>
+      <w:r>
+        <w:t xml:space="preserve">6.3. Запись о лицензии внесена в реестр за регистрационным номером </w:t>
+      </w:r>
+      <w:r>
+        <w:t xml:space="preserve">731004592</w:t>
+      </w:r>
+      <w:r>
+        <w:t xml:space="preserve">.</w:t>
+      </w:r>
+    </w:p>
+    <w:p>
+      <w:r>
+        <w:t xml:space="preserve">6.4. Внутренний учёт ведётся отдельно: </w:t>
+      </w:r>
+      <w:r>
+        <w:t xml:space="preserve">номер заявки 987654321</w:t>
+      </w:r>
+      <w:r>
+        <w:t xml:space="preserve">.</w:t>
+      </w:r>
+    </w:p>
+    <w:p>
+      <w:r>
+        <w:t xml:space="preserve">6.5. Полномочия представителя подтверждены доверенностью, реестровый номер </w:t>
+      </w:r>
+      <w:r>
+        <w:t xml:space="preserve">78/1445-н/78-2022-12-7</w:t>
+      </w:r>
+      <w:r>
+        <w:t xml:space="preserve">.</w:t>
+      </w:r>
+    </w:p>
+    <w:p>
+      <w:r>
+        <w:t xml:space="preserve">6.6. Для сопоставления в учёте указывается: </w:t>
+      </w:r>
+      <w:r>
+        <w:t xml:space="preserve">кадастровый номер 77:01:0004012:2211</w:t>
+      </w:r>
+      <w:r>
+        <w:t xml:space="preserve">.</w:t>
+      </w:r>
+    </w:p>
+    <w:p>
+      <w:r>
+        <w:t xml:space="preserve">6.7. Решение принято большинством в </w:t>
+      </w:r>
+      <w:r>
+        <w:t xml:space="preserve">9 % уставного капитала общества</w:t>
+      </w:r>
+      <w:r>
+        <w:t xml:space="preserve"> от общего числа голосов членов совета директоров.</w:t>
+      </w:r>
+    </w:p>
+    <w:p>
+      <w:r>
+        <w:t xml:space="preserve">6.8. Кворум определяется уставом: </w:t>
+      </w:r>
+      <w:r>
+        <w:t xml:space="preserve">большинством голосов присутствующих участников</w:t>
       </w:r>
       <w:r>
         <w:t xml:space="preserve">.</w:t>

--- a/tests/corpus_v2/docs/cx_agency_0007.docx
+++ b/tests/corpus_v2/docs/cx_agency_0007.docx
@@ -1088,10 +1088,32 @@
     </w:p>
     <w:p>
       <w:r>
-        <w:t xml:space="preserve">6.1. Работы выполняются на основании ранее заключённого Договора № </w:t>
-      </w:r>
-      <w:r>
-        <w:t xml:space="preserve">2/17</w:t>
+        <w:t xml:space="preserve">6.1. Стороны ранее заключили </w:t>
+      </w:r>
+      <w:r>
+        <w:t xml:space="preserve">договор возмездного оказания услуг</w:t>
+      </w:r>
+      <w:r>
+        <w:t xml:space="preserve"> на сопоставимых условиях.</w:t>
+      </w:r>
+    </w:p>
+    <w:p>
+      <w:r>
+        <w:t xml:space="preserve">6.2. Прочие условия: </w:t>
+      </w:r>
+      <w:r>
+        <w:t xml:space="preserve">поставка товара осуществляется партиями по заявкам</w:t>
+      </w:r>
+      <w:r>
+        <w:t xml:space="preserve">.</w:t>
+      </w:r>
+    </w:p>
+    <w:p>
+      <w:r>
+        <w:t xml:space="preserve">6.3. Работы выполняются на основании ранее заключённого Договора № </w:t>
+      </w:r>
+      <w:r>
+        <w:t xml:space="preserve">01Ф-00034/16-124Д</w:t>
       </w:r>
       <w:r>
         <w:t xml:space="preserve"> между теми же сторонами.</w:t>
@@ -1099,29 +1121,73 @@
     </w:p>
     <w:p>
       <w:r>
-        <w:t xml:space="preserve">6.2. Первичные документы: </w:t>
-      </w:r>
-      <w:r>
-        <w:t xml:space="preserve">счёт-фактура выставлена без ссылки на номер</w:t>
-      </w:r>
-      <w:r>
-        <w:t xml:space="preserve">.</w:t>
-      </w:r>
-    </w:p>
-    <w:p>
-      <w:r>
-        <w:t xml:space="preserve">6.3. Запись о лицензии внесена в реестр за регистрационным номером </w:t>
-      </w:r>
-      <w:r>
-        <w:t xml:space="preserve">731004592</w:t>
-      </w:r>
-      <w:r>
-        <w:t xml:space="preserve">.</w:t>
-      </w:r>
-    </w:p>
-    <w:p>
-      <w:r>
-        <w:t xml:space="preserve">6.4. Внутренний учёт ведётся отдельно: </w:t>
+        <w:t xml:space="preserve">6.4. Первичные документы: </w:t>
+      </w:r>
+      <w:r>
+        <w:t xml:space="preserve">лицензия Л035-01298-77/00123456 Рособрнадзора</w:t>
+      </w:r>
+      <w:r>
+        <w:t xml:space="preserve">.</w:t>
+      </w:r>
+    </w:p>
+    <w:p>
+      <w:r>
+        <w:t xml:space="preserve">6.5. Паспорт гражданина Российской Федерации выдан </w:t>
+      </w:r>
+      <w:r>
+        <w:t xml:space="preserve">ТП № 2 ОУФМС России по Московской обл.</w:t>
+      </w:r>
+      <w:r>
+        <w:t xml:space="preserve">, паспорт предъявлен при подписании.</w:t>
+      </w:r>
+    </w:p>
+    <w:p>
+      <w:r>
+        <w:t xml:space="preserve">6.6. Сопутствующие сведения: </w:t>
+      </w:r>
+      <w:r>
+        <w:t xml:space="preserve">лицензия выдана Федеральной службой по надзору в сфере образования</w:t>
+      </w:r>
+      <w:r>
+        <w:t xml:space="preserve">.</w:t>
+      </w:r>
+    </w:p>
+    <w:p>
+      <w:r>
+        <w:t xml:space="preserve">6.7. Запись о государственной регистрации внесена регистрирующим органом: </w:t>
+      </w:r>
+      <w:r>
+        <w:t xml:space="preserve">Инспекция ФНС России № 24 по г. Москве</w:t>
+      </w:r>
+      <w:r>
+        <w:t xml:space="preserve">.</w:t>
+      </w:r>
+    </w:p>
+    <w:p>
+      <w:r>
+        <w:t xml:space="preserve">6.8. Общие сведения о регистрации: </w:t>
+      </w:r>
+      <w:r>
+        <w:t xml:space="preserve">выписка из Единого государственного реестра юридических лиц</w:t>
+      </w:r>
+      <w:r>
+        <w:t xml:space="preserve">.</w:t>
+      </w:r>
+    </w:p>
+    <w:p>
+      <w:r>
+        <w:t xml:space="preserve">6.9. Запись о лицензии внесена в реестр за регистрационным номером </w:t>
+      </w:r>
+      <w:r>
+        <w:t xml:space="preserve">144625873</w:t>
+      </w:r>
+      <w:r>
+        <w:t xml:space="preserve">.</w:t>
+      </w:r>
+    </w:p>
+    <w:p>
+      <w:r>
+        <w:t xml:space="preserve">6.10. Внутренний учёт ведётся отдельно: </w:t>
       </w:r>
       <w:r>
         <w:t xml:space="preserve">номер заявки 987654321</w:t>
@@ -1132,32 +1198,32 @@
     </w:p>
     <w:p>
       <w:r>
-        <w:t xml:space="preserve">6.5. Полномочия представителя подтверждены доверенностью, реестровый номер </w:t>
-      </w:r>
-      <w:r>
-        <w:t xml:space="preserve">78/1445-н/78-2022-12-7</w:t>
-      </w:r>
-      <w:r>
-        <w:t xml:space="preserve">.</w:t>
-      </w:r>
-    </w:p>
-    <w:p>
-      <w:r>
-        <w:t xml:space="preserve">6.6. Для сопоставления в учёте указывается: </w:t>
-      </w:r>
-      <w:r>
-        <w:t xml:space="preserve">кадастровый номер 77:01:0004012:2211</w:t>
-      </w:r>
-      <w:r>
-        <w:t xml:space="preserve">.</w:t>
-      </w:r>
-    </w:p>
-    <w:p>
-      <w:r>
-        <w:t xml:space="preserve">6.7. Решение принято большинством в </w:t>
-      </w:r>
-      <w:r>
-        <w:t xml:space="preserve">9 % уставного капитала общества</w:t>
+        <w:t xml:space="preserve">6.11. Полномочия представителя подтверждены доверенностью, реестровый номер </w:t>
+      </w:r>
+      <w:r>
+        <w:t xml:space="preserve">50/121-н/50-2023-4-88</w:t>
+      </w:r>
+      <w:r>
+        <w:t xml:space="preserve">.</w:t>
+      </w:r>
+    </w:p>
+    <w:p>
+      <w:r>
+        <w:t xml:space="preserve">6.12. Для сопоставления в учёте указывается: </w:t>
+      </w:r>
+      <w:r>
+        <w:t xml:space="preserve">срок действия 12/2024-06/2025</w:t>
+      </w:r>
+      <w:r>
+        <w:t xml:space="preserve">.</w:t>
+      </w:r>
+    </w:p>
+    <w:p>
+      <w:r>
+        <w:t xml:space="preserve">6.13. Решение принято большинством в </w:t>
+      </w:r>
+      <w:r>
+        <w:t xml:space="preserve">25,5 % голосов от общего числа</w:t>
       </w:r>
       <w:r>
         <w:t xml:space="preserve"> от общего числа голосов членов совета директоров.</w:t>
@@ -1165,7 +1231,7 @@
     </w:p>
     <w:p>
       <w:r>
-        <w:t xml:space="preserve">6.8. Кворум определяется уставом: </w:t>
+        <w:t xml:space="preserve">6.14. Кворум определяется уставом: </w:t>
       </w:r>
       <w:r>
         <w:t xml:space="preserve">большинством голосов присутствующих участников</w:t>

--- a/tests/corpus_v2/docs/cx_agency_0007.docx
+++ b/tests/corpus_v2/docs/cx_agency_0007.docx
@@ -39,7 +39,7 @@
         <w:t xml:space="preserve">     </w:t>
       </w:r>
       <w:r>
-        <w:t xml:space="preserve">«06» января 2024 г.</w:t>
+        <w:t xml:space="preserve">6 января 2024 г.</w:t>
       </w:r>
     </w:p>
     <w:p/>
